--- a/Informe Simulación Cuadrúpedo.docx
+++ b/Informe Simulación Cuadrúpedo.docx
@@ -126,16 +126,7 @@
           <w:szCs w:val="16"/>
           <w:lang w:val="es-CL"/>
         </w:rPr>
-        <w:t xml:space="preserve">Santiago, </w:t>
-      </w:r>
-      <w:r>
-        <w:rPr>
-          <w:noProof w:val="0"/>
-          <w:sz w:val="16"/>
-          <w:szCs w:val="16"/>
-          <w:lang w:val="es-CL"/>
-        </w:rPr>
-        <w:t>Chile</w:t>
+        <w:t>Santiago, Chile</w:t>
       </w:r>
     </w:p>
     <w:p>
@@ -164,106 +155,62 @@
       <w:pPr>
         <w:pStyle w:val="Abstract"/>
         <w:rPr>
+          <w:sz w:val="20"/>
+          <w:szCs w:val="20"/>
           <w:lang w:val="es-CL"/>
         </w:rPr>
       </w:pPr>
-      <w:proofErr w:type="spellStart"/>
-      <w:r>
-        <w:rPr>
-          <w:i/>
-          <w:iCs/>
+      <w:r>
+        <w:rPr>
+          <w:i/>
+          <w:iCs/>
+          <w:sz w:val="20"/>
+          <w:szCs w:val="20"/>
           <w:lang w:val="es-CL"/>
         </w:rPr>
         <w:t>Abstract</w:t>
       </w:r>
-      <w:proofErr w:type="spellEnd"/>
-      <w:r>
-        <w:rPr>
+      <w:r>
+        <w:rPr>
+          <w:sz w:val="20"/>
+          <w:szCs w:val="20"/>
           <w:lang w:val="es-CL"/>
         </w:rPr>
         <w:t>—</w:t>
       </w:r>
       <w:r>
+        <w:rPr>
+          <w:sz w:val="20"/>
+          <w:szCs w:val="20"/>
+        </w:rPr>
         <w:t xml:space="preserve"> </w:t>
       </w:r>
       <w:r>
         <w:rPr>
+          <w:sz w:val="20"/>
+          <w:szCs w:val="20"/>
           <w:lang w:val="es-CL"/>
         </w:rPr>
-        <w:t>Este trabajo presenta el modelado y control de un robot cuadrúpedo mediante osciladores acoplados del tipo Kuramoto, con el objetivo de generar patrones de locomoción estables y coordinados. Se formula un sistema de ecuaciones diferenciales ordinarias (</w:t>
-      </w:r>
-      <w:proofErr w:type="spellStart"/>
-      <w:r>
-        <w:rPr>
+        <w:t xml:space="preserve">Este trabajo presenta el modelado y control de un robot cuadrúpedo mediante osciladores acoplados del tipo Kuramoto, con el objetivo de generar patrones de locomoción estables y coordinados. Se formula un sistema de ecuaciones diferenciales ordinarias (EDOs) que modelan el comportamiento oscilatorio de las patas, y se resuelve numéricamente utilizando el método solve_ivp de la librería scipy. integrate. Los resultados se integran directamente en la simulación de Webots, permitiendo que las soluciones gobernaran el movimiento articular del robot en tiempo real. Los resultados obtenidos permiten validar la sincronización deseada y analizar gráficamente la evolución de las fases, los ángulos articulares y la trayectoria del centro de masa. </w:t>
+      </w:r>
+    </w:p>
+    <w:p>
+      <w:pPr>
+        <w:pStyle w:val="Abstract"/>
+        <w:rPr>
+          <w:b w:val="0"/>
+          <w:bCs w:val="0"/>
+          <w:i/>
+          <w:iCs/>
           <w:lang w:val="es-CL"/>
         </w:rPr>
-        <w:t>EDOs</w:t>
-      </w:r>
-      <w:proofErr w:type="spellEnd"/>
-      <w:r>
-        <w:rPr>
-          <w:lang w:val="es-CL"/>
-        </w:rPr>
-        <w:t xml:space="preserve">) que modelan el comportamiento oscilatorio de las patas, y se resuelve numéricamente utilizando el método solve_ivp de la librería </w:t>
-      </w:r>
-      <w:proofErr w:type="spellStart"/>
-      <w:r>
-        <w:rPr>
-          <w:lang w:val="es-CL"/>
-        </w:rPr>
-        <w:t>scipy</w:t>
-      </w:r>
-      <w:proofErr w:type="spellEnd"/>
-      <w:r>
-        <w:rPr>
-          <w:lang w:val="es-CL"/>
-        </w:rPr>
-        <w:t xml:space="preserve">. </w:t>
-      </w:r>
-      <w:proofErr w:type="spellStart"/>
-      <w:r>
-        <w:rPr>
-          <w:lang w:val="es-CL"/>
-        </w:rPr>
-        <w:t>integrate</w:t>
-      </w:r>
-      <w:proofErr w:type="spellEnd"/>
-      <w:r>
-        <w:rPr>
-          <w:lang w:val="es-CL"/>
-        </w:rPr>
-        <w:t>. Los resultados se integran directamente en la simulación de Webots, permitiendo que las soluciones gobernaran el movimiento articular del robot en tiempo real. Los resultados obtenidos permiten validar la sincronización deseada y analizar gráficamente la evolución de las fases, los ángulos articulares y la trayectoria del centro de masa.</w:t>
-      </w:r>
-      <w:r>
-        <w:rPr>
-          <w:lang w:val="es-CL"/>
-        </w:rPr>
-        <w:t xml:space="preserve"> </w:t>
-      </w:r>
-    </w:p>
-    <w:p>
-      <w:pPr>
-        <w:pStyle w:val="Abstract"/>
+      </w:pPr>
+      <w:r>
         <w:rPr>
           <w:b w:val="0"/>
           <w:lang w:val="es-CL"/>
         </w:rPr>
-      </w:pPr>
-      <w:proofErr w:type="spellStart"/>
-      <w:r>
-        <w:rPr>
-          <w:b w:val="0"/>
-          <w:lang w:val="es-CL"/>
-        </w:rPr>
-        <w:t>Keywords</w:t>
-      </w:r>
-      <w:proofErr w:type="spellEnd"/>
-      <w:r>
-        <w:rPr>
-          <w:b w:val="0"/>
-          <w:lang w:val="es-CL"/>
-        </w:rPr>
-        <w:t>—</w:t>
+        <w:t>Keywords—</w:t>
       </w:r>
       <w:r>
         <w:rPr>
@@ -288,6 +235,18 @@
     </w:p>
     <w:p>
       <w:pPr>
+        <w:pStyle w:val="Abstract"/>
+        <w:rPr>
+          <w:b w:val="0"/>
+          <w:bCs w:val="0"/>
+          <w:i/>
+          <w:iCs/>
+          <w:lang w:val="es-CL"/>
+        </w:rPr>
+      </w:pPr>
+    </w:p>
+    <w:p>
+      <w:pPr>
         <w:pStyle w:val="Ttulo1"/>
         <w:rPr>
           <w:noProof w:val="0"/>
@@ -309,36 +268,42 @@
     <w:p>
       <w:pPr>
         <w:jc w:val="both"/>
-      </w:pPr>
-      <w:r>
-        <w:t>La locomoción es una habilidad clave en animales</w:t>
-      </w:r>
-      <w:r>
-        <w:t>. En la naturaleza, los animales cuadrúpedos distintos tipos de marcha (caminata, trote, galope)</w:t>
-      </w:r>
-      <w:r>
-        <w:t xml:space="preserve">, que nacen a partir de la adaptación de los movimientos de sus extremidades. </w:t>
-      </w:r>
-      <w:r>
-        <w:t>La ciencia se ha inspirado en estos comportamientos y ha desarrollado modelos matemáticos capaces de replicarlos</w:t>
-      </w:r>
-      <w:r>
-        <w:t>, pero en sistemas robóticos. En este proyecto, se implementa un sistema de ecuaciones diferenciales</w:t>
-      </w:r>
-      <w:r>
-        <w:t xml:space="preserve"> de Kuramoto</w:t>
-      </w:r>
-      <w:r>
-        <w:t xml:space="preserve"> [1]</w:t>
-      </w:r>
-      <w:r>
-        <w:t>,</w:t>
-      </w:r>
-      <w:r>
-        <w:t xml:space="preserve"> específicamente a partir de sus soluciones,</w:t>
-      </w:r>
-      <w:r>
-        <w:t xml:space="preserve"> para controlar las patas de un robot cuadrúpedo simulado en Webots.</w:t>
+        <w:rPr>
+          <w:sz w:val="22"/>
+          <w:szCs w:val="22"/>
+        </w:rPr>
+      </w:pPr>
+      <w:r>
+        <w:rPr>
+          <w:sz w:val="22"/>
+          <w:szCs w:val="22"/>
+        </w:rPr>
+        <w:t>La locomoción en robots cuadrúpedos ha sido un área de intensa investigación en robótica, inspirada en la eficiencia y adaptabilidad de los animales. Estos robots tienen aplicaciones en exploración de terrenos hostiles, rescate en zonas de desastre, e incluso en asistencia médica. Sin embargo, replicar la fluidez y estabilidad de los movimientos naturales en sistemas artificiales representa un desafío significativo, tanto en el modelado matemático como en la implementación práctica.</w:t>
+      </w:r>
+    </w:p>
+    <w:p>
+      <w:pPr>
+        <w:jc w:val="both"/>
+        <w:rPr>
+          <w:sz w:val="22"/>
+          <w:szCs w:val="22"/>
+        </w:rPr>
+      </w:pPr>
+    </w:p>
+    <w:p>
+      <w:pPr>
+        <w:jc w:val="both"/>
+        <w:rPr>
+          <w:sz w:val="22"/>
+          <w:szCs w:val="22"/>
+        </w:rPr>
+      </w:pPr>
+      <w:r>
+        <w:rPr>
+          <w:sz w:val="22"/>
+          <w:szCs w:val="22"/>
+        </w:rPr>
+        <w:t>En este contexto, los Generadores de Patrones Centrales (CPG) emergen como una solución prometedora, ya que permiten generar patrones rítmicos y coordinados sin depender de retroalimentación sensorial en tiempo real. Entre los modelos matemáticos utilizados para implementar CPGs, el modelo de Kuramoto destaca por su simplicidad y capacidad para describir la sincronización de osciladores acoplados, fenómeno observado en sistemas biológicos como el movimiento de las extremidades en cuadrúpedos.</w:t>
       </w:r>
     </w:p>
     <w:p>
@@ -346,11 +311,15 @@
         <w:pStyle w:val="Ttulo1"/>
         <w:rPr>
           <w:noProof w:val="0"/>
+          <w:sz w:val="22"/>
+          <w:szCs w:val="22"/>
         </w:rPr>
       </w:pPr>
       <w:r>
         <w:rPr>
           <w:noProof w:val="0"/>
+          <w:sz w:val="22"/>
+          <w:szCs w:val="22"/>
         </w:rPr>
         <w:t>Marco Teórico</w:t>
       </w:r>
@@ -359,22 +328,96 @@
       <w:pPr>
         <w:pStyle w:val="Ttulo2"/>
         <w:jc w:val="both"/>
-      </w:pPr>
-      <w:r>
+        <w:rPr>
+          <w:sz w:val="22"/>
+          <w:szCs w:val="22"/>
+        </w:rPr>
+      </w:pPr>
+      <w:r>
+        <w:rPr>
+          <w:sz w:val="22"/>
+          <w:szCs w:val="22"/>
+        </w:rPr>
         <w:t>Generadores de Patrones Centrales (CPG)</w:t>
       </w:r>
     </w:p>
     <w:p>
       <w:pPr>
         <w:jc w:val="both"/>
-      </w:pPr>
-      <w:r>
-        <w:t>Los CPG son modelos matemáticos</w:t>
-      </w:r>
-      <w:r>
-        <w:t>, que básicamente producen señales periódicas para controlar los movimientos repetitivos de, por ejemplo, una caminata o trote.</w:t>
-      </w:r>
-      <w:r>
+        <w:rPr>
+          <w:sz w:val="22"/>
+          <w:szCs w:val="22"/>
+        </w:rPr>
+      </w:pPr>
+      <w:r>
+        <w:rPr>
+          <w:sz w:val="22"/>
+          <w:szCs w:val="22"/>
+        </w:rPr>
+        <w:t>Los Generadores de Patrones Centrales son circuitos neuronales capaces de producir patrones rítmicos de actividad motora sin depender de entradas rítmicas externas. Estos patrones son fundamentales para comportamientos como caminar nadar o respirar en animales.</w:t>
+      </w:r>
+    </w:p>
+    <w:p>
+      <w:pPr>
+        <w:jc w:val="both"/>
+        <w:rPr>
+          <w:sz w:val="22"/>
+          <w:szCs w:val="22"/>
+        </w:rPr>
+      </w:pPr>
+    </w:p>
+    <w:p>
+      <w:pPr>
+        <w:jc w:val="both"/>
+        <w:rPr>
+          <w:sz w:val="22"/>
+          <w:szCs w:val="22"/>
+        </w:rPr>
+      </w:pPr>
+      <w:r>
+        <w:rPr>
+          <w:sz w:val="22"/>
+          <w:szCs w:val="22"/>
+        </w:rPr>
+        <w:t xml:space="preserve">Los CPG pueden generar señales coordinadas y ajustables mediante estímulos simples, lo que permite modular la velocidad, dirección y tipo de movimiento. </w:t>
+      </w:r>
+    </w:p>
+    <w:p>
+      <w:pPr>
+        <w:jc w:val="both"/>
+        <w:rPr>
+          <w:sz w:val="22"/>
+          <w:szCs w:val="22"/>
+        </w:rPr>
+      </w:pPr>
+    </w:p>
+    <w:p>
+      <w:pPr>
+        <w:jc w:val="both"/>
+        <w:rPr>
+          <w:sz w:val="22"/>
+          <w:szCs w:val="22"/>
+        </w:rPr>
+      </w:pPr>
+      <w:r>
+        <w:rPr>
+          <w:sz w:val="22"/>
+          <w:szCs w:val="22"/>
+        </w:rPr>
+        <w:t>En robótica, los modelos de CPG se utilizan para controlar la locomoción de robots, aprovechando su capacidad para generar movimientos robustos, adaptarse a perturbaciones y reducir la complejidad del control.[1</w:t>
+      </w:r>
+      <w:r>
+        <w:rPr>
+          <w:sz w:val="22"/>
+          <w:szCs w:val="22"/>
+        </w:rPr>
+        <w:t>]</w:t>
+      </w:r>
+      <w:r>
+        <w:rPr>
+          <w:sz w:val="22"/>
+          <w:szCs w:val="22"/>
+        </w:rPr>
         <w:t xml:space="preserve"> </w:t>
       </w:r>
     </w:p>
@@ -382,24 +425,87 @@
       <w:pPr>
         <w:pStyle w:val="Ttulo2"/>
         <w:jc w:val="both"/>
-      </w:pPr>
-      <w:r>
+        <w:rPr>
+          <w:sz w:val="22"/>
+          <w:szCs w:val="22"/>
+        </w:rPr>
+      </w:pPr>
+      <w:r>
+        <w:rPr>
+          <w:sz w:val="22"/>
+          <w:szCs w:val="22"/>
+        </w:rPr>
         <w:t>Modelo de Kuramoto</w:t>
       </w:r>
     </w:p>
     <w:p>
       <w:pPr>
         <w:jc w:val="both"/>
-      </w:pPr>
-      <w:r>
+        <w:rPr>
+          <w:sz w:val="22"/>
+          <w:szCs w:val="22"/>
+        </w:rPr>
+      </w:pPr>
+      <w:r>
+        <w:rPr>
+          <w:sz w:val="22"/>
+          <w:szCs w:val="22"/>
+        </w:rPr>
+        <w:t>Entender el modelo de Kuramoto es fundamental para estudiar la sincronización colectiva en sistemas de osciladores acoplados. Este modelo describe cómo osciladores con frecuencias naturales distintas pueden sincronizarse cuando están débilmente acoplados</w:t>
+      </w:r>
+      <w:r>
+        <w:rPr>
+          <w:sz w:val="22"/>
+          <w:szCs w:val="22"/>
+        </w:rPr>
+        <w:t>.</w:t>
+      </w:r>
+    </w:p>
+    <w:p>
+      <w:pPr>
+        <w:jc w:val="both"/>
+        <w:rPr>
+          <w:sz w:val="22"/>
+          <w:szCs w:val="22"/>
+        </w:rPr>
+      </w:pPr>
+    </w:p>
+    <w:p>
+      <w:pPr>
+        <w:jc w:val="both"/>
+        <w:rPr>
+          <w:sz w:val="22"/>
+          <w:szCs w:val="22"/>
+        </w:rPr>
+      </w:pPr>
+      <w:r>
+        <w:rPr>
+          <w:sz w:val="22"/>
+          <w:szCs w:val="22"/>
+        </w:rPr>
         <w:t>El modelo de Kuramoto, describe un conjunto de osciladores acoplados</w:t>
       </w:r>
       <w:r>
+        <w:rPr>
+          <w:sz w:val="22"/>
+          <w:szCs w:val="22"/>
+        </w:rPr>
         <w:t>, que tienen la siguiente dinámica:</w:t>
       </w:r>
     </w:p>
     <w:p>
-      <w:r>
+      <w:pPr>
+        <w:rPr>
+          <w:sz w:val="22"/>
+          <w:szCs w:val="22"/>
+        </w:rPr>
+      </w:pPr>
+      <w:r>
+        <w:rPr>
+          <w:noProof/>
+          <w:sz w:val="22"/>
+          <w:szCs w:val="22"/>
+        </w:rPr>
         <w:drawing>
           <wp:inline distT="0" distB="0" distL="0" distR="0" wp14:anchorId="1D4658DC" wp14:editId="76F5BEA7">
             <wp:extent cx="2581635" cy="704948"/>
@@ -443,12 +549,16 @@
         <w:rPr>
           <w:i/>
           <w:iCs/>
-        </w:rPr>
-      </w:pPr>
-      <w:r>
-        <w:rPr>
-          <w:i/>
-          <w:iCs/>
+          <w:sz w:val="22"/>
+          <w:szCs w:val="22"/>
+        </w:rPr>
+      </w:pPr>
+      <w:r>
+        <w:rPr>
+          <w:i/>
+          <w:iCs/>
+          <w:sz w:val="22"/>
+          <w:szCs w:val="22"/>
         </w:rPr>
         <w:t>Figura 1: Ecuación de Kuramoto.</w:t>
       </w:r>
@@ -459,51 +569,78 @@
         <w:rPr>
           <w:i/>
           <w:iCs/>
+          <w:sz w:val="22"/>
+          <w:szCs w:val="22"/>
         </w:rPr>
       </w:pPr>
     </w:p>
     <w:p>
       <w:pPr>
         <w:jc w:val="left"/>
-      </w:pPr>
-      <w:r>
+        <w:rPr>
+          <w:sz w:val="22"/>
+          <w:szCs w:val="22"/>
+        </w:rPr>
+      </w:pPr>
+      <w:r>
+        <w:rPr>
+          <w:sz w:val="22"/>
+          <w:szCs w:val="22"/>
+        </w:rPr>
         <w:t xml:space="preserve">Donde </w:t>
       </w:r>
-      <w:proofErr w:type="spellStart"/>
-      <w:r>
+      <w:r>
+        <w:rPr>
+          <w:sz w:val="22"/>
+          <w:szCs w:val="22"/>
+        </w:rPr>
         <w:t>θi</w:t>
       </w:r>
-      <w:proofErr w:type="spellEnd"/>
-      <w:r>
-        <w:t xml:space="preserve"> es la fase del oscilador, </w:t>
-      </w:r>
-      <w:proofErr w:type="spellStart"/>
-      <w:r>
-        <w:t>ωi</w:t>
-      </w:r>
-      <w:proofErr w:type="spellEnd"/>
-      <w:r>
-        <w:t xml:space="preserve"> su frecuencia natural, </w:t>
-      </w:r>
-      <w:r>
-        <w:t>K</w:t>
-      </w:r>
-      <w:r>
-        <w:t xml:space="preserve"> es el coeficiente de acoplamiento y N es el número de osciladores.</w:t>
-      </w:r>
-    </w:p>
-    <w:p>
-      <w:pPr>
-        <w:jc w:val="both"/>
-      </w:pPr>
-      <w:r>
+      <w:r>
+        <w:rPr>
+          <w:sz w:val="22"/>
+          <w:szCs w:val="22"/>
+        </w:rPr>
+        <w:t xml:space="preserve"> es la fase del oscilador, ωi su frecuencia natural, </w:t>
+      </w:r>
+      <w:r>
+        <w:rPr>
+          <w:sz w:val="22"/>
+          <w:szCs w:val="22"/>
+        </w:rPr>
+        <w:t>K es el coeficiente de acoplamiento y N es el número de osciladores.</w:t>
+      </w:r>
+    </w:p>
+    <w:p>
+      <w:pPr>
+        <w:jc w:val="left"/>
+        <w:rPr>
+          <w:sz w:val="22"/>
+          <w:szCs w:val="22"/>
+        </w:rPr>
+      </w:pPr>
+    </w:p>
+    <w:p>
+      <w:pPr>
+        <w:jc w:val="both"/>
+        <w:rPr>
+          <w:sz w:val="22"/>
+          <w:szCs w:val="22"/>
+        </w:rPr>
+      </w:pPr>
+      <w:r>
+        <w:rPr>
+          <w:sz w:val="22"/>
+          <w:szCs w:val="22"/>
+        </w:rPr>
         <w:t>Este sistema</w:t>
       </w:r>
       <w:r>
-        <w:t xml:space="preserve"> genera que los osciladores sincronicen sus fases, pero manteniendo un desfase relativo si es que se define, lo </w:t>
-      </w:r>
-      <w:r>
-        <w:t>cual resulta útil para imitar distinto tipos de marcha según la que se necesite simular.</w:t>
+        <w:rPr>
+          <w:sz w:val="22"/>
+          <w:szCs w:val="22"/>
+        </w:rPr>
+        <w:t xml:space="preserve"> genera que los osciladores sincronicen sus fases, pero manteniendo un desfase relativo si es que se define, lo cual resulta útil para imitar distinto tipos de marcha según la que se necesite simular.</w:t>
       </w:r>
     </w:p>
     <w:p>
@@ -511,86 +648,280 @@
         <w:pStyle w:val="Ttulo1"/>
         <w:rPr>
           <w:noProof w:val="0"/>
+          <w:sz w:val="22"/>
+          <w:szCs w:val="22"/>
         </w:rPr>
       </w:pPr>
       <w:r>
         <w:rPr>
           <w:noProof w:val="0"/>
-        </w:rPr>
+          <w:sz w:val="22"/>
+          <w:szCs w:val="22"/>
+        </w:rPr>
+        <w:lastRenderedPageBreak/>
         <w:t>Metodología</w:t>
       </w:r>
     </w:p>
     <w:p>
       <w:pPr>
         <w:pStyle w:val="Ttulo2"/>
-      </w:pPr>
-      <w:r>
+        <w:rPr>
+          <w:sz w:val="22"/>
+          <w:szCs w:val="22"/>
+        </w:rPr>
+      </w:pPr>
+      <w:r>
+        <w:rPr>
+          <w:sz w:val="22"/>
+          <w:szCs w:val="22"/>
+        </w:rPr>
         <w:t>Resolución numérica de las ecuaciones</w:t>
       </w:r>
     </w:p>
     <w:p>
       <w:pPr>
         <w:jc w:val="both"/>
-      </w:pPr>
-      <w:r>
-        <w:t xml:space="preserve">Las ecuaciones diferenciales fueron resueltas numéricamente </w:t>
-      </w:r>
-      <w:r>
-        <w:t xml:space="preserve">en tiempo real utilizando el método solve_ivp, de la librería </w:t>
-      </w:r>
-      <w:r>
+        <w:rPr>
+          <w:strike/>
+          <w:sz w:val="22"/>
+          <w:szCs w:val="22"/>
+        </w:rPr>
+      </w:pPr>
+      <w:r>
+        <w:rPr>
+          <w:sz w:val="22"/>
+          <w:szCs w:val="22"/>
+        </w:rPr>
+        <w:t>Para resolver las ecuaciones diferenciales del sistema de osciladores acoplados en tiempo real, se empleó</w:t>
+      </w:r>
+      <w:r>
+        <w:rPr>
+          <w:sz w:val="22"/>
+          <w:szCs w:val="22"/>
+        </w:rPr>
+        <w:t xml:space="preserve"> el método </w:t>
+      </w:r>
+      <w:r>
+        <w:rPr>
+          <w:i/>
+          <w:iCs/>
+          <w:sz w:val="22"/>
+          <w:szCs w:val="22"/>
+        </w:rPr>
+        <w:t>solve_ivp</w:t>
+      </w:r>
+      <w:r>
+        <w:rPr>
+          <w:sz w:val="22"/>
+          <w:szCs w:val="22"/>
+        </w:rPr>
+        <w:t xml:space="preserve">, de la librería </w:t>
+      </w:r>
+      <w:r>
+        <w:rPr>
+          <w:i/>
+          <w:iCs/>
+          <w:sz w:val="22"/>
+          <w:szCs w:val="22"/>
+        </w:rPr>
         <w:t>scipy.integrate</w:t>
       </w:r>
       <w:r>
-        <w:t>. Esta integración de realiza</w:t>
-      </w:r>
-      <w:r>
-        <w:t xml:space="preserve"> constantemente dentro del bucle de la simulación, </w:t>
-      </w:r>
-      <w:r>
-        <w:t>con un paso de tiempo sincronizado (BasicTimeStep), del simulador Webots.</w:t>
-      </w:r>
-      <w:r>
-        <w:t xml:space="preserve"> Se intentó realizar una optimización mediante scipy.optimize, que luego desestimamos ya que no lograba ninguna mejora </w:t>
-      </w:r>
-      <w:r>
-        <w:t xml:space="preserve">significativa. </w:t>
+        <w:rPr>
+          <w:sz w:val="22"/>
+          <w:szCs w:val="22"/>
+        </w:rPr>
+        <w:t xml:space="preserve">. </w:t>
+      </w:r>
+      <w:r>
+        <w:rPr>
+          <w:sz w:val="22"/>
+          <w:szCs w:val="22"/>
+        </w:rPr>
+        <w:t>Esta elección se basó en su robustez para manejar sistemas dinámicos no lineales y su capacidad para adaptar el paso de integración según las necesidades del sistema. La integración numérica se ejecutó de manera continua dentro del bucle principal de simulación, garantizando que cada iteración estuviera sincronizada con el paso de tiempo fijo (</w:t>
+      </w:r>
+      <w:r>
+        <w:rPr>
+          <w:i/>
+          <w:iCs/>
+          <w:sz w:val="22"/>
+          <w:szCs w:val="22"/>
+        </w:rPr>
+        <w:t>BasicTimeStep</w:t>
+      </w:r>
+      <w:r>
+        <w:rPr>
+          <w:sz w:val="22"/>
+          <w:szCs w:val="22"/>
+        </w:rPr>
+        <w:t xml:space="preserve">) definido en el simulador </w:t>
+      </w:r>
+      <w:r>
+        <w:rPr>
+          <w:i/>
+          <w:iCs/>
+          <w:sz w:val="22"/>
+          <w:szCs w:val="22"/>
+        </w:rPr>
+        <w:t>Webots</w:t>
+      </w:r>
+      <w:r>
+        <w:rPr>
+          <w:sz w:val="22"/>
+          <w:szCs w:val="22"/>
+        </w:rPr>
+        <w:t>.</w:t>
+      </w:r>
+    </w:p>
+    <w:p>
+      <w:pPr>
+        <w:jc w:val="both"/>
+        <w:rPr>
+          <w:strike/>
+          <w:sz w:val="22"/>
+          <w:szCs w:val="22"/>
+        </w:rPr>
+      </w:pPr>
+    </w:p>
+    <w:p>
+      <w:pPr>
+        <w:jc w:val="both"/>
+        <w:rPr>
+          <w:sz w:val="22"/>
+          <w:szCs w:val="22"/>
+        </w:rPr>
+      </w:pPr>
+      <w:r>
+        <w:rPr>
+          <w:sz w:val="22"/>
+          <w:szCs w:val="22"/>
+        </w:rPr>
+        <w:t xml:space="preserve">Previo a una etapa definitiva, se exploró el uso de </w:t>
+      </w:r>
+      <w:r>
+        <w:rPr>
+          <w:i/>
+          <w:iCs/>
+          <w:sz w:val="22"/>
+          <w:szCs w:val="22"/>
+        </w:rPr>
+        <w:t>scipy.optimize</w:t>
+      </w:r>
+      <w:r>
+        <w:rPr>
+          <w:i/>
+          <w:iCs/>
+          <w:sz w:val="22"/>
+          <w:szCs w:val="22"/>
+        </w:rPr>
+        <w:t xml:space="preserve"> </w:t>
+      </w:r>
+      <w:r>
+        <w:rPr>
+          <w:sz w:val="22"/>
+          <w:szCs w:val="22"/>
+        </w:rPr>
+        <w:t xml:space="preserve">para optimizar parámetros clave del sistema. El objetivo era mejorar la convergencia hacia estados sincronizados. Sin embargo, esta estrategia terminó siendo descartada luego de demostrar que no mostraron mejoras apreciables en el desempeño del sistema, ya que la dinámica natural de los osciladores ya operaba cerca de un desempeño </w:t>
+      </w:r>
+      <w:r>
+        <w:rPr>
+          <w:sz w:val="22"/>
+          <w:szCs w:val="22"/>
+        </w:rPr>
+        <w:t>óptimo</w:t>
+      </w:r>
+      <w:r>
+        <w:rPr>
+          <w:sz w:val="22"/>
+          <w:szCs w:val="22"/>
+        </w:rPr>
+        <w:t xml:space="preserve"> para el objetivo de la investigación</w:t>
+      </w:r>
+      <w:r>
+        <w:rPr>
+          <w:sz w:val="22"/>
+          <w:szCs w:val="22"/>
+        </w:rPr>
+        <w:t xml:space="preserve">. </w:t>
       </w:r>
     </w:p>
     <w:p>
       <w:pPr>
         <w:pStyle w:val="Ttulo2"/>
-      </w:pPr>
-      <w:r>
+        <w:rPr>
+          <w:sz w:val="22"/>
+          <w:szCs w:val="22"/>
+        </w:rPr>
+      </w:pPr>
+      <w:r>
+        <w:rPr>
+          <w:sz w:val="22"/>
+          <w:szCs w:val="22"/>
+        </w:rPr>
         <w:t>Aplicación del modelo matemático al robot</w:t>
       </w:r>
     </w:p>
     <w:p>
       <w:pPr>
         <w:jc w:val="both"/>
-      </w:pPr>
-      <w:r>
+        <w:rPr>
+          <w:sz w:val="22"/>
+          <w:szCs w:val="22"/>
+        </w:rPr>
+      </w:pPr>
+      <w:r>
+        <w:rPr>
+          <w:sz w:val="22"/>
+          <w:szCs w:val="22"/>
+        </w:rPr>
         <w:t xml:space="preserve">Las fases obtenidas a partir de las </w:t>
       </w:r>
       <w:r>
+        <w:rPr>
+          <w:sz w:val="22"/>
+          <w:szCs w:val="22"/>
+        </w:rPr>
         <w:t>ecuaciones</w:t>
       </w:r>
       <w:r>
+        <w:rPr>
+          <w:sz w:val="22"/>
+          <w:szCs w:val="22"/>
+        </w:rPr>
         <w:t xml:space="preserve"> fueron transformadas en movimientos</w:t>
       </w:r>
       <w:r>
+        <w:rPr>
+          <w:sz w:val="22"/>
+          <w:szCs w:val="22"/>
+        </w:rPr>
         <w:t xml:space="preserve"> </w:t>
       </w:r>
       <w:r>
+        <w:rPr>
+          <w:sz w:val="22"/>
+          <w:szCs w:val="22"/>
+        </w:rPr>
         <w:t xml:space="preserve">angulares, a través de la función seno: </w:t>
       </w:r>
     </w:p>
     <w:p>
-      <w:r>
+      <w:pPr>
+        <w:rPr>
+          <w:sz w:val="22"/>
+          <w:szCs w:val="22"/>
+        </w:rPr>
+      </w:pPr>
+      <w:r>
+        <w:rPr>
+          <w:noProof/>
+          <w:sz w:val="22"/>
+          <w:szCs w:val="22"/>
+        </w:rPr>
         <w:drawing>
-          <wp:inline distT="0" distB="0" distL="0" distR="0" wp14:anchorId="252477B3" wp14:editId="0310C87A">
-            <wp:extent cx="1952898" cy="419158"/>
-            <wp:effectExtent l="0" t="0" r="9525" b="0"/>
+          <wp:inline distT="0" distB="0" distL="0" distR="0" wp14:anchorId="252477B3" wp14:editId="614949B8">
+            <wp:extent cx="2519125" cy="540689"/>
+            <wp:effectExtent l="0" t="0" r="0" b="0"/>
             <wp:docPr id="911880367" name="Imagen 1"/>
             <wp:cNvGraphicFramePr>
               <a:graphicFrameLocks xmlns:a="http://schemas.openxmlformats.org/drawingml/2006/main" noChangeAspect="1"/>
@@ -611,7 +942,7 @@
                   <pic:spPr>
                     <a:xfrm>
                       <a:off x="0" y="0"/>
-                      <a:ext cx="1952898" cy="419158"/>
+                      <a:ext cx="2613716" cy="560991"/>
                     </a:xfrm>
                     <a:prstGeom prst="rect">
                       <a:avLst/>
@@ -630,12 +961,16 @@
         <w:rPr>
           <w:i/>
           <w:iCs/>
-        </w:rPr>
-      </w:pPr>
-      <w:r>
-        <w:rPr>
-          <w:i/>
-          <w:iCs/>
+          <w:sz w:val="22"/>
+          <w:szCs w:val="22"/>
+        </w:rPr>
+      </w:pPr>
+      <w:r>
+        <w:rPr>
+          <w:i/>
+          <w:iCs/>
+          <w:sz w:val="22"/>
+          <w:szCs w:val="22"/>
         </w:rPr>
         <w:t>Figura 2:</w:t>
       </w:r>
@@ -643,6 +978,8 @@
         <w:rPr>
           <w:i/>
           <w:iCs/>
+          <w:sz w:val="22"/>
+          <w:szCs w:val="22"/>
         </w:rPr>
         <w:t xml:space="preserve"> Movimientos a través de la función seno.</w:t>
       </w:r>
@@ -653,77 +990,139 @@
         <w:rPr>
           <w:i/>
           <w:iCs/>
+          <w:sz w:val="22"/>
+          <w:szCs w:val="22"/>
         </w:rPr>
       </w:pPr>
     </w:p>
     <w:p>
       <w:pPr>
         <w:jc w:val="left"/>
-      </w:pPr>
-      <w:r>
-        <w:t>αi​(t)</w:t>
-      </w:r>
-      <w:r>
-        <w:t xml:space="preserve"> corresponde al ángulo aplicado a cada pata</w:t>
-      </w:r>
-      <w:r>
+        <w:rPr>
+          <w:sz w:val="22"/>
+          <w:szCs w:val="22"/>
+        </w:rPr>
+      </w:pPr>
+      <w:r>
+        <w:rPr>
+          <w:sz w:val="22"/>
+          <w:szCs w:val="22"/>
+        </w:rPr>
+        <w:t>αi​(t) corresponde al ángulo aplicado a cada pata</w:t>
+      </w:r>
+      <w:r>
+        <w:rPr>
+          <w:sz w:val="22"/>
+          <w:szCs w:val="22"/>
+        </w:rPr>
+        <w:t xml:space="preserve"> i, y A es la amplitud del movimiento. Estos ángulos se asignan al robot mediante el controlador.</w:t>
+      </w:r>
+    </w:p>
+    <w:p>
+      <w:pPr>
+        <w:jc w:val="left"/>
+        <w:rPr>
+          <w:sz w:val="22"/>
+          <w:szCs w:val="22"/>
+        </w:rPr>
+      </w:pPr>
+    </w:p>
+    <w:p>
+      <w:pPr>
+        <w:pStyle w:val="Ttulo2"/>
+        <w:rPr>
+          <w:sz w:val="22"/>
+          <w:szCs w:val="22"/>
+        </w:rPr>
+      </w:pPr>
+      <w:r>
+        <w:rPr>
+          <w:sz w:val="22"/>
+          <w:szCs w:val="22"/>
+        </w:rPr>
+        <w:t>Implementación en Webots.</w:t>
+      </w:r>
+    </w:p>
+    <w:p>
+      <w:pPr>
+        <w:jc w:val="both"/>
+        <w:rPr>
+          <w:sz w:val="22"/>
+          <w:szCs w:val="22"/>
+        </w:rPr>
+      </w:pPr>
+      <w:r>
+        <w:rPr>
+          <w:sz w:val="22"/>
+          <w:szCs w:val="22"/>
+        </w:rPr>
+        <w:t xml:space="preserve">Webots fue utilizado como un entorno de simulación, </w:t>
+      </w:r>
+      <w:r>
+        <w:rPr>
+          <w:sz w:val="22"/>
+          <w:szCs w:val="22"/>
+        </w:rPr>
+        <w:t>a través de la creación de un robot cuadrúpedo personalizado, que contiene 1 cuerpo y 4 patas</w:t>
+      </w:r>
+      <w:r>
+        <w:rPr>
+          <w:sz w:val="22"/>
+          <w:szCs w:val="22"/>
+        </w:rPr>
         <w:t xml:space="preserve"> </w:t>
       </w:r>
       <w:r>
-        <w:t>i</w:t>
-      </w:r>
-      <w:r>
-        <w:t>, y A es la amplitud del movimiento. Estos ángulos se asignan al robot mediante el controlador.</w:t>
-      </w:r>
-    </w:p>
-    <w:p>
-      <w:pPr>
-        <w:jc w:val="left"/>
-      </w:pPr>
-    </w:p>
-    <w:p>
-      <w:pPr>
-        <w:pStyle w:val="Ttulo2"/>
-      </w:pPr>
-      <w:r>
-        <w:t>Implementación en Webots.</w:t>
-      </w:r>
-    </w:p>
-    <w:p>
-      <w:pPr>
-        <w:jc w:val="both"/>
-      </w:pPr>
-      <w:r>
-        <w:t xml:space="preserve">Webots fue utilizado como un entorno de simulación, </w:t>
-      </w:r>
-      <w:r>
-        <w:t>a través de la creación de un robot cuadrúpedo personalizado, que contiene 1 cuerpo y 4 patas</w:t>
-      </w:r>
-      <w:r>
-        <w:t xml:space="preserve"> </w:t>
-      </w:r>
-      <w:r>
+        <w:rPr>
+          <w:sz w:val="22"/>
+          <w:szCs w:val="22"/>
+        </w:rPr>
         <w:t xml:space="preserve">articuladas. </w:t>
       </w:r>
       <w:r>
+        <w:rPr>
+          <w:sz w:val="22"/>
+          <w:szCs w:val="22"/>
+        </w:rPr>
         <w:t>El código de control del robot fue programado en Python, el cual regula el movimiento a través de las fases calculadas en el modelo de Kuramoto.</w:t>
       </w:r>
     </w:p>
     <w:p>
       <w:pPr>
         <w:jc w:val="both"/>
-      </w:pPr>
-    </w:p>
-    <w:p>
-      <w:pPr>
-        <w:jc w:val="both"/>
-      </w:pPr>
-      <w:r>
+        <w:rPr>
+          <w:sz w:val="22"/>
+          <w:szCs w:val="22"/>
+        </w:rPr>
+      </w:pPr>
+    </w:p>
+    <w:p>
+      <w:pPr>
+        <w:jc w:val="both"/>
+        <w:rPr>
+          <w:sz w:val="22"/>
+          <w:szCs w:val="22"/>
+        </w:rPr>
+      </w:pPr>
+    </w:p>
+    <w:p>
+      <w:pPr>
+        <w:jc w:val="both"/>
+        <w:rPr>
+          <w:sz w:val="22"/>
+          <w:szCs w:val="22"/>
+        </w:rPr>
+      </w:pPr>
+      <w:r>
+        <w:rPr>
+          <w:sz w:val="22"/>
+          <w:szCs w:val="22"/>
+        </w:rPr>
         <w:drawing>
-          <wp:inline distT="0" distB="0" distL="0" distR="0" wp14:anchorId="26C6833B" wp14:editId="154E25E4">
-            <wp:extent cx="3089910" cy="1657350"/>
+          <wp:inline distT="0" distB="0" distL="0" distR="0" wp14:anchorId="13AE7D0C" wp14:editId="01BB3C8A">
+            <wp:extent cx="3089910" cy="2904490"/>
             <wp:effectExtent l="0" t="0" r="0" b="0"/>
-            <wp:docPr id="1415386237" name="Imagen 1"/>
+            <wp:docPr id="1495875867" name="Imagen 1" descr="Texto&#10;&#10;El contenido generado por IA puede ser incorrecto."/>
             <wp:cNvGraphicFramePr>
               <a:graphicFrameLocks xmlns:a="http://schemas.openxmlformats.org/drawingml/2006/main" noChangeAspect="1"/>
             </wp:cNvGraphicFramePr>
@@ -731,7 +1130,7 @@
               <a:graphicData uri="http://schemas.openxmlformats.org/drawingml/2006/picture">
                 <pic:pic xmlns:pic="http://schemas.openxmlformats.org/drawingml/2006/picture">
                   <pic:nvPicPr>
-                    <pic:cNvPr id="1415386237" name=""/>
+                    <pic:cNvPr id="1495875867" name="Imagen 1" descr="Texto&#10;&#10;El contenido generado por IA puede ser incorrecto."/>
                     <pic:cNvPicPr/>
                   </pic:nvPicPr>
                   <pic:blipFill>
@@ -743,7 +1142,7 @@
                   <pic:spPr>
                     <a:xfrm>
                       <a:off x="0" y="0"/>
-                      <a:ext cx="3089910" cy="1657350"/>
+                      <a:ext cx="3089910" cy="2904490"/>
                     </a:xfrm>
                     <a:prstGeom prst="rect">
                       <a:avLst/>
@@ -762,12 +1161,16 @@
         <w:rPr>
           <w:i/>
           <w:iCs/>
-        </w:rPr>
-      </w:pPr>
-      <w:r>
-        <w:rPr>
-          <w:i/>
-          <w:iCs/>
+          <w:sz w:val="22"/>
+          <w:szCs w:val="22"/>
+        </w:rPr>
+      </w:pPr>
+      <w:r>
+        <w:rPr>
+          <w:i/>
+          <w:iCs/>
+          <w:sz w:val="22"/>
+          <w:szCs w:val="22"/>
         </w:rPr>
         <w:t xml:space="preserve">Figura </w:t>
       </w:r>
@@ -775,6 +1178,8 @@
         <w:rPr>
           <w:i/>
           <w:iCs/>
+          <w:sz w:val="22"/>
+          <w:szCs w:val="22"/>
         </w:rPr>
         <w:t>3: Despliegue inicial del controlador.</w:t>
       </w:r>
@@ -785,19 +1190,38 @@
         <w:rPr>
           <w:i/>
           <w:iCs/>
-        </w:rPr>
-      </w:pPr>
-    </w:p>
-    <w:p>
-      <w:pPr>
-        <w:jc w:val="both"/>
-      </w:pPr>
-      <w:r>
+          <w:sz w:val="22"/>
+          <w:szCs w:val="22"/>
+        </w:rPr>
+      </w:pPr>
+    </w:p>
+    <w:p>
+      <w:pPr>
+        <w:jc w:val="both"/>
+        <w:rPr>
+          <w:sz w:val="22"/>
+          <w:szCs w:val="22"/>
+        </w:rPr>
+      </w:pPr>
+    </w:p>
+    <w:p>
+      <w:pPr>
+        <w:jc w:val="both"/>
+        <w:rPr>
+          <w:sz w:val="22"/>
+          <w:szCs w:val="22"/>
+        </w:rPr>
+      </w:pPr>
+      <w:r>
+        <w:rPr>
+          <w:sz w:val="22"/>
+          <w:szCs w:val="22"/>
+        </w:rPr>
         <w:drawing>
-          <wp:inline distT="0" distB="0" distL="0" distR="0" wp14:anchorId="16300473" wp14:editId="5F18F3AB">
-            <wp:extent cx="3089910" cy="1912620"/>
-            <wp:effectExtent l="0" t="0" r="0" b="0"/>
-            <wp:docPr id="1512451577" name="Imagen 1" descr="Texto&#10;&#10;El contenido generado por IA puede ser incorrecto."/>
+          <wp:inline distT="0" distB="0" distL="0" distR="0" wp14:anchorId="7D45744B" wp14:editId="43D25D34">
+            <wp:extent cx="3089910" cy="2398395"/>
+            <wp:effectExtent l="0" t="0" r="0" b="1905"/>
+            <wp:docPr id="2075923515" name="Imagen 1" descr="Texto&#10;&#10;El contenido generado por IA puede ser incorrecto."/>
             <wp:cNvGraphicFramePr>
               <a:graphicFrameLocks xmlns:a="http://schemas.openxmlformats.org/drawingml/2006/main" noChangeAspect="1"/>
             </wp:cNvGraphicFramePr>
@@ -805,7 +1229,7 @@
               <a:graphicData uri="http://schemas.openxmlformats.org/drawingml/2006/picture">
                 <pic:pic xmlns:pic="http://schemas.openxmlformats.org/drawingml/2006/picture">
                   <pic:nvPicPr>
-                    <pic:cNvPr id="1512451577" name="Imagen 1" descr="Texto&#10;&#10;El contenido generado por IA puede ser incorrecto."/>
+                    <pic:cNvPr id="2075923515" name="Imagen 1" descr="Texto&#10;&#10;El contenido generado por IA puede ser incorrecto."/>
                     <pic:cNvPicPr/>
                   </pic:nvPicPr>
                   <pic:blipFill>
@@ -817,7 +1241,7 @@
                   <pic:spPr>
                     <a:xfrm>
                       <a:off x="0" y="0"/>
-                      <a:ext cx="3089910" cy="1912620"/>
+                      <a:ext cx="3089910" cy="2398395"/>
                     </a:xfrm>
                     <a:prstGeom prst="rect">
                       <a:avLst/>
@@ -836,12 +1260,16 @@
         <w:rPr>
           <w:i/>
           <w:iCs/>
-        </w:rPr>
-      </w:pPr>
-      <w:r>
-        <w:rPr>
-          <w:i/>
-          <w:iCs/>
+          <w:sz w:val="22"/>
+          <w:szCs w:val="22"/>
+        </w:rPr>
+      </w:pPr>
+      <w:r>
+        <w:rPr>
+          <w:i/>
+          <w:iCs/>
+          <w:sz w:val="22"/>
+          <w:szCs w:val="22"/>
         </w:rPr>
         <w:t>Figura 4: Parametrización y aplicación de Kuramoto.</w:t>
       </w:r>
@@ -852,27 +1280,67 @@
         <w:rPr>
           <w:i/>
           <w:iCs/>
-        </w:rPr>
-      </w:pPr>
-    </w:p>
-    <w:p>
-      <w:pPr>
-        <w:jc w:val="both"/>
-        <w:rPr>
-          <w:i/>
-          <w:iCs/>
-        </w:rPr>
-      </w:pPr>
-      <w:r>
-        <w:rPr>
-          <w:i/>
-          <w:iCs/>
-        </w:rPr>
+          <w:sz w:val="22"/>
+          <w:szCs w:val="22"/>
+        </w:rPr>
+      </w:pPr>
+    </w:p>
+    <w:p>
+      <w:pPr>
+        <w:jc w:val="both"/>
+        <w:rPr>
+          <w:i/>
+          <w:iCs/>
+          <w:sz w:val="22"/>
+          <w:szCs w:val="22"/>
+        </w:rPr>
+      </w:pPr>
+    </w:p>
+    <w:p>
+      <w:pPr>
+        <w:jc w:val="both"/>
+        <w:rPr>
+          <w:i/>
+          <w:iCs/>
+          <w:sz w:val="22"/>
+          <w:szCs w:val="22"/>
+        </w:rPr>
+      </w:pPr>
+    </w:p>
+    <w:p>
+      <w:pPr>
+        <w:jc w:val="both"/>
+        <w:rPr>
+          <w:i/>
+          <w:iCs/>
+          <w:sz w:val="22"/>
+          <w:szCs w:val="22"/>
+        </w:rPr>
+      </w:pPr>
+    </w:p>
+    <w:p>
+      <w:pPr>
+        <w:jc w:val="both"/>
+        <w:rPr>
+          <w:i/>
+          <w:iCs/>
+          <w:sz w:val="22"/>
+          <w:szCs w:val="22"/>
+        </w:rPr>
+      </w:pPr>
+      <w:r>
+        <w:rPr>
+          <w:i/>
+          <w:iCs/>
+          <w:sz w:val="22"/>
+          <w:szCs w:val="22"/>
+        </w:rPr>
+        <w:lastRenderedPageBreak/>
         <w:drawing>
-          <wp:inline distT="0" distB="0" distL="0" distR="0" wp14:anchorId="150D4939" wp14:editId="3033958E">
-            <wp:extent cx="3089910" cy="1352550"/>
-            <wp:effectExtent l="0" t="0" r="0" b="0"/>
-            <wp:docPr id="963695539" name="Imagen 1" descr="Texto&#10;&#10;El contenido generado por IA puede ser incorrecto."/>
+          <wp:inline distT="0" distB="0" distL="0" distR="0" wp14:anchorId="01476286" wp14:editId="529F7C0B">
+            <wp:extent cx="3089910" cy="2581275"/>
+            <wp:effectExtent l="0" t="0" r="0" b="9525"/>
+            <wp:docPr id="196608049" name="Imagen 1" descr="Texto&#10;&#10;El contenido generado por IA puede ser incorrecto."/>
             <wp:cNvGraphicFramePr>
               <a:graphicFrameLocks xmlns:a="http://schemas.openxmlformats.org/drawingml/2006/main" noChangeAspect="1"/>
             </wp:cNvGraphicFramePr>
@@ -880,7 +1348,7 @@
               <a:graphicData uri="http://schemas.openxmlformats.org/drawingml/2006/picture">
                 <pic:pic xmlns:pic="http://schemas.openxmlformats.org/drawingml/2006/picture">
                   <pic:nvPicPr>
-                    <pic:cNvPr id="963695539" name="Imagen 1" descr="Texto&#10;&#10;El contenido generado por IA puede ser incorrecto."/>
+                    <pic:cNvPr id="196608049" name="Imagen 1" descr="Texto&#10;&#10;El contenido generado por IA puede ser incorrecto."/>
                     <pic:cNvPicPr/>
                   </pic:nvPicPr>
                   <pic:blipFill>
@@ -892,7 +1360,7 @@
                   <pic:spPr>
                     <a:xfrm>
                       <a:off x="0" y="0"/>
-                      <a:ext cx="3089910" cy="1352550"/>
+                      <a:ext cx="3089910" cy="2581275"/>
                     </a:xfrm>
                     <a:prstGeom prst="rect">
                       <a:avLst/>
@@ -911,12 +1379,16 @@
         <w:rPr>
           <w:i/>
           <w:iCs/>
-        </w:rPr>
-      </w:pPr>
-      <w:r>
-        <w:rPr>
-          <w:i/>
-          <w:iCs/>
+          <w:sz w:val="22"/>
+          <w:szCs w:val="22"/>
+        </w:rPr>
+      </w:pPr>
+      <w:r>
+        <w:rPr>
+          <w:i/>
+          <w:iCs/>
+          <w:sz w:val="22"/>
+          <w:szCs w:val="22"/>
         </w:rPr>
         <w:t>Figura 5:</w:t>
       </w:r>
@@ -924,6 +1396,8 @@
         <w:rPr>
           <w:i/>
           <w:iCs/>
+          <w:sz w:val="22"/>
+          <w:szCs w:val="22"/>
         </w:rPr>
         <w:t xml:space="preserve"> Obtención de resultados y aplicación </w:t>
       </w:r>
@@ -931,6 +1405,8 @@
         <w:rPr>
           <w:i/>
           <w:iCs/>
+          <w:sz w:val="22"/>
+          <w:szCs w:val="22"/>
         </w:rPr>
         <w:t>en un loop</w:t>
       </w:r>
@@ -938,6 +1414,8 @@
         <w:rPr>
           <w:i/>
           <w:iCs/>
+          <w:sz w:val="22"/>
+          <w:szCs w:val="22"/>
         </w:rPr>
         <w:t>.</w:t>
       </w:r>
@@ -948,26 +1426,33 @@
         <w:rPr>
           <w:i/>
           <w:iCs/>
-        </w:rPr>
-      </w:pPr>
-    </w:p>
-    <w:p>
-      <w:pPr>
-        <w:jc w:val="both"/>
-        <w:rPr>
-          <w:i/>
-          <w:iCs/>
-        </w:rPr>
-      </w:pPr>
-      <w:r>
-        <w:rPr>
-          <w:i/>
-          <w:iCs/>
+          <w:sz w:val="22"/>
+          <w:szCs w:val="22"/>
+        </w:rPr>
+      </w:pPr>
+    </w:p>
+    <w:p>
+      <w:pPr>
+        <w:jc w:val="both"/>
+        <w:rPr>
+          <w:i/>
+          <w:iCs/>
+          <w:sz w:val="22"/>
+          <w:szCs w:val="22"/>
+        </w:rPr>
+      </w:pPr>
+      <w:r>
+        <w:rPr>
+          <w:i/>
+          <w:iCs/>
+          <w:noProof/>
+          <w:sz w:val="22"/>
+          <w:szCs w:val="22"/>
         </w:rPr>
         <w:drawing>
-          <wp:inline distT="0" distB="0" distL="0" distR="0" wp14:anchorId="7F84D0BC" wp14:editId="71E2058D">
-            <wp:extent cx="3089910" cy="2222500"/>
-            <wp:effectExtent l="0" t="0" r="0" b="6350"/>
+          <wp:inline distT="0" distB="0" distL="0" distR="0" wp14:anchorId="7F84D0BC" wp14:editId="06A41630">
+            <wp:extent cx="3089910" cy="2979593"/>
+            <wp:effectExtent l="0" t="0" r="0" b="0"/>
             <wp:docPr id="2119605833" name="Imagen 1" descr="Texto&#10;&#10;El contenido generado por IA puede ser incorrecto."/>
             <wp:cNvGraphicFramePr>
               <a:graphicFrameLocks xmlns:a="http://schemas.openxmlformats.org/drawingml/2006/main" noChangeAspect="1"/>
@@ -979,20 +1464,29 @@
                     <pic:cNvPr id="2119605833" name="Imagen 1" descr="Texto&#10;&#10;El contenido generado por IA puede ser incorrecto."/>
                     <pic:cNvPicPr/>
                   </pic:nvPicPr>
-                  <pic:blipFill>
+                  <pic:blipFill rotWithShape="1">
                     <a:blip r:embed="rId17"/>
+                    <a:srcRect r="25410"/>
                     <a:stretch>
                       <a:fillRect/>
                     </a:stretch>
                   </pic:blipFill>
-                  <pic:spPr>
+                  <pic:spPr bwMode="auto">
                     <a:xfrm>
                       <a:off x="0" y="0"/>
-                      <a:ext cx="3098050" cy="2228355"/>
+                      <a:ext cx="3096302" cy="2985756"/>
                     </a:xfrm>
                     <a:prstGeom prst="rect">
                       <a:avLst/>
                     </a:prstGeom>
+                    <a:ln>
+                      <a:noFill/>
+                    </a:ln>
+                    <a:extLst>
+                      <a:ext uri="{53640926-AAD7-44D8-BBD7-CCE9431645EC}">
+                        <a14:shadowObscured xmlns:a14="http://schemas.microsoft.com/office/drawing/2010/main"/>
+                      </a:ext>
+                    </a:extLst>
                   </pic:spPr>
                 </pic:pic>
               </a:graphicData>
@@ -1007,12 +1501,16 @@
         <w:rPr>
           <w:i/>
           <w:iCs/>
-        </w:rPr>
-      </w:pPr>
-      <w:r>
-        <w:rPr>
-          <w:i/>
-          <w:iCs/>
+          <w:sz w:val="22"/>
+          <w:szCs w:val="22"/>
+        </w:rPr>
+      </w:pPr>
+      <w:r>
+        <w:rPr>
+          <w:i/>
+          <w:iCs/>
+          <w:sz w:val="22"/>
+          <w:szCs w:val="22"/>
         </w:rPr>
         <w:t xml:space="preserve">Figura 6: </w:t>
       </w:r>
@@ -1020,6 +1518,8 @@
         <w:rPr>
           <w:i/>
           <w:iCs/>
+          <w:sz w:val="22"/>
+          <w:szCs w:val="22"/>
         </w:rPr>
         <w:t>Configuración básica del robot.</w:t>
       </w:r>
@@ -1030,26 +1530,33 @@
         <w:rPr>
           <w:i/>
           <w:iCs/>
-        </w:rPr>
-      </w:pPr>
-    </w:p>
-    <w:p>
-      <w:pPr>
-        <w:jc w:val="both"/>
-        <w:rPr>
-          <w:i/>
-          <w:iCs/>
-        </w:rPr>
-      </w:pPr>
-      <w:r>
-        <w:rPr>
-          <w:i/>
-          <w:iCs/>
+          <w:sz w:val="22"/>
+          <w:szCs w:val="22"/>
+        </w:rPr>
+      </w:pPr>
+    </w:p>
+    <w:p>
+      <w:pPr>
+        <w:jc w:val="both"/>
+        <w:rPr>
+          <w:i/>
+          <w:iCs/>
+          <w:sz w:val="22"/>
+          <w:szCs w:val="22"/>
+        </w:rPr>
+      </w:pPr>
+      <w:r>
+        <w:rPr>
+          <w:i/>
+          <w:iCs/>
+          <w:noProof/>
+          <w:sz w:val="22"/>
+          <w:szCs w:val="22"/>
         </w:rPr>
         <w:drawing>
-          <wp:inline distT="0" distB="0" distL="0" distR="0" wp14:anchorId="613E2781" wp14:editId="0AFB0896">
-            <wp:extent cx="3089910" cy="2392045"/>
-            <wp:effectExtent l="0" t="0" r="0" b="8255"/>
+          <wp:inline distT="0" distB="0" distL="0" distR="0" wp14:anchorId="613E2781" wp14:editId="48D219CB">
+            <wp:extent cx="2735860" cy="2392025"/>
+            <wp:effectExtent l="0" t="0" r="2540" b="0"/>
             <wp:docPr id="442581165" name="Imagen 1" descr="Texto&#10;&#10;El contenido generado por IA puede ser incorrecto."/>
             <wp:cNvGraphicFramePr>
               <a:graphicFrameLocks xmlns:a="http://schemas.openxmlformats.org/drawingml/2006/main" noChangeAspect="1"/>
@@ -1061,20 +1568,29 @@
                     <pic:cNvPr id="442581165" name="Imagen 1" descr="Texto&#10;&#10;El contenido generado por IA puede ser incorrecto."/>
                     <pic:cNvPicPr/>
                   </pic:nvPicPr>
-                  <pic:blipFill>
+                  <pic:blipFill rotWithShape="1">
                     <a:blip r:embed="rId18"/>
+                    <a:srcRect l="6629" r="4830"/>
                     <a:stretch>
                       <a:fillRect/>
                     </a:stretch>
                   </pic:blipFill>
-                  <pic:spPr>
+                  <pic:spPr bwMode="auto">
                     <a:xfrm>
                       <a:off x="0" y="0"/>
-                      <a:ext cx="3089910" cy="2392045"/>
+                      <a:ext cx="2735860" cy="2392025"/>
                     </a:xfrm>
                     <a:prstGeom prst="rect">
                       <a:avLst/>
                     </a:prstGeom>
+                    <a:ln>
+                      <a:noFill/>
+                    </a:ln>
+                    <a:extLst>
+                      <a:ext uri="{53640926-AAD7-44D8-BBD7-CCE9431645EC}">
+                        <a14:shadowObscured xmlns:a14="http://schemas.microsoft.com/office/drawing/2010/main"/>
+                      </a:ext>
+                    </a:extLst>
                   </pic:spPr>
                 </pic:pic>
               </a:graphicData>
@@ -1089,12 +1605,16 @@
         <w:rPr>
           <w:i/>
           <w:iCs/>
-        </w:rPr>
-      </w:pPr>
-      <w:r>
-        <w:rPr>
-          <w:i/>
-          <w:iCs/>
+          <w:sz w:val="22"/>
+          <w:szCs w:val="22"/>
+        </w:rPr>
+      </w:pPr>
+      <w:r>
+        <w:rPr>
+          <w:i/>
+          <w:iCs/>
+          <w:sz w:val="22"/>
+          <w:szCs w:val="22"/>
         </w:rPr>
         <w:t xml:space="preserve">Figura 7: </w:t>
       </w:r>
@@ -1102,6 +1622,8 @@
         <w:rPr>
           <w:i/>
           <w:iCs/>
+          <w:sz w:val="22"/>
+          <w:szCs w:val="22"/>
         </w:rPr>
         <w:t>Configuración para 1 de las patas (Ejemplo).</w:t>
       </w:r>
@@ -1109,91 +1631,172 @@
     <w:p>
       <w:pPr>
         <w:pStyle w:val="Ttulo2"/>
-      </w:pPr>
-      <w:r>
+        <w:rPr>
+          <w:sz w:val="22"/>
+          <w:szCs w:val="22"/>
+        </w:rPr>
+      </w:pPr>
+      <w:r>
+        <w:rPr>
+          <w:sz w:val="22"/>
+          <w:szCs w:val="22"/>
+        </w:rPr>
         <w:t>Visualización de los datos</w:t>
       </w:r>
       <w:r>
+        <w:rPr>
+          <w:sz w:val="22"/>
+          <w:szCs w:val="22"/>
+        </w:rPr>
         <w:t>.</w:t>
       </w:r>
     </w:p>
     <w:p>
       <w:pPr>
         <w:jc w:val="both"/>
-      </w:pPr>
-      <w:r>
+        <w:rPr>
+          <w:sz w:val="22"/>
+          <w:szCs w:val="22"/>
+        </w:rPr>
+      </w:pPr>
+      <w:r>
+        <w:rPr>
+          <w:sz w:val="22"/>
+          <w:szCs w:val="22"/>
+        </w:rPr>
         <w:t xml:space="preserve">Se desarrolló un script de simulación en Python, para graficar: </w:t>
       </w:r>
     </w:p>
     <w:p>
       <w:pPr>
         <w:jc w:val="both"/>
+        <w:rPr>
+          <w:sz w:val="22"/>
+          <w:szCs w:val="22"/>
+        </w:rPr>
       </w:pPr>
     </w:p>
     <w:p>
       <w:pPr>
         <w:pStyle w:val="Ttulo3"/>
-      </w:pPr>
-      <w:r>
+        <w:rPr>
+          <w:sz w:val="22"/>
+          <w:szCs w:val="22"/>
+        </w:rPr>
+      </w:pPr>
+      <w:r>
+        <w:rPr>
+          <w:sz w:val="22"/>
+          <w:szCs w:val="22"/>
+        </w:rPr>
         <w:t>Evolución temporal de las fases de cada oscilador.</w:t>
       </w:r>
     </w:p>
     <w:p>
       <w:pPr>
         <w:pStyle w:val="Ttulo3"/>
-      </w:pPr>
-      <w:r>
+        <w:rPr>
+          <w:sz w:val="22"/>
+          <w:szCs w:val="22"/>
+        </w:rPr>
+      </w:pPr>
+      <w:r>
+        <w:rPr>
+          <w:sz w:val="22"/>
+          <w:szCs w:val="22"/>
+        </w:rPr>
         <w:t>Angulos articulares de cada pata.</w:t>
       </w:r>
     </w:p>
     <w:p>
       <w:pPr>
         <w:pStyle w:val="Ttulo3"/>
-      </w:pPr>
-      <w:r>
+        <w:rPr>
+          <w:sz w:val="22"/>
+          <w:szCs w:val="22"/>
+        </w:rPr>
+      </w:pPr>
+      <w:r>
+        <w:rPr>
+          <w:sz w:val="22"/>
+          <w:szCs w:val="22"/>
+        </w:rPr>
         <w:t>Trayectoria del centro de masa. (</w:t>
       </w:r>
       <w:r>
-        <w:t>x̅</w:t>
-      </w:r>
-      <w:r>
-        <w:t xml:space="preserve"> </w:t>
-      </w:r>
-      <w:r>
+        <w:rPr>
+          <w:sz w:val="22"/>
+          <w:szCs w:val="22"/>
+        </w:rPr>
+        <w:t xml:space="preserve">x̅ </w:t>
+      </w:r>
+      <w:r>
+        <w:rPr>
+          <w:sz w:val="22"/>
+          <w:szCs w:val="22"/>
+        </w:rPr>
         <w:t>de coordenadas).</w:t>
       </w:r>
     </w:p>
     <w:p>
       <w:pPr>
         <w:jc w:val="both"/>
-      </w:pPr>
-    </w:p>
-    <w:p>
-      <w:pPr>
-        <w:jc w:val="both"/>
-      </w:pPr>
-      <w:r>
+        <w:rPr>
+          <w:sz w:val="22"/>
+          <w:szCs w:val="22"/>
+        </w:rPr>
+      </w:pPr>
+    </w:p>
+    <w:p>
+      <w:pPr>
+        <w:jc w:val="both"/>
+        <w:rPr>
+          <w:sz w:val="22"/>
+          <w:szCs w:val="22"/>
+        </w:rPr>
+      </w:pPr>
+      <w:r>
+        <w:rPr>
+          <w:sz w:val="22"/>
+          <w:szCs w:val="22"/>
+        </w:rPr>
         <w:t>Estos gráficos fueron implementados con el fin de analizar la coordinación de las patas y la locomoción.</w:t>
       </w:r>
       <w:r>
+        <w:rPr>
+          <w:sz w:val="22"/>
+          <w:szCs w:val="22"/>
+        </w:rPr>
         <w:t xml:space="preserve"> El proceso fue llevado a cabo mediante matplotlib.</w:t>
       </w:r>
     </w:p>
     <w:p>
       <w:pPr>
         <w:jc w:val="both"/>
-      </w:pPr>
-    </w:p>
-    <w:p>
-      <w:pPr>
-        <w:jc w:val="both"/>
-      </w:pPr>
-      <w:r>
+        <w:rPr>
+          <w:sz w:val="22"/>
+          <w:szCs w:val="22"/>
+        </w:rPr>
+      </w:pPr>
+    </w:p>
+    <w:p>
+      <w:pPr>
+        <w:jc w:val="both"/>
+        <w:rPr>
+          <w:sz w:val="22"/>
+          <w:szCs w:val="22"/>
+        </w:rPr>
+      </w:pPr>
+      <w:r>
+        <w:rPr>
+          <w:sz w:val="22"/>
+          <w:szCs w:val="22"/>
+        </w:rPr>
         <w:drawing>
-          <wp:inline distT="0" distB="0" distL="0" distR="0" wp14:anchorId="37B6704F" wp14:editId="390E077A">
-            <wp:extent cx="3089910" cy="1457325"/>
-            <wp:effectExtent l="0" t="0" r="0" b="9525"/>
-            <wp:docPr id="453120793" name="Imagen 1" descr="Texto&#10;&#10;El contenido generado por IA puede ser incorrecto."/>
+          <wp:inline distT="0" distB="0" distL="0" distR="0" wp14:anchorId="5B88DDFB" wp14:editId="763BC48C">
+            <wp:extent cx="3089910" cy="3052445"/>
+            <wp:effectExtent l="0" t="0" r="0" b="0"/>
+            <wp:docPr id="1321040317" name="Imagen 1" descr="Texto&#10;&#10;El contenido generado por IA puede ser incorrecto."/>
             <wp:cNvGraphicFramePr>
               <a:graphicFrameLocks xmlns:a="http://schemas.openxmlformats.org/drawingml/2006/main" noChangeAspect="1"/>
             </wp:cNvGraphicFramePr>
@@ -1201,7 +1804,7 @@
               <a:graphicData uri="http://schemas.openxmlformats.org/drawingml/2006/picture">
                 <pic:pic xmlns:pic="http://schemas.openxmlformats.org/drawingml/2006/picture">
                   <pic:nvPicPr>
-                    <pic:cNvPr id="453120793" name="Imagen 1" descr="Texto&#10;&#10;El contenido generado por IA puede ser incorrecto."/>
+                    <pic:cNvPr id="1321040317" name="Imagen 1" descr="Texto&#10;&#10;El contenido generado por IA puede ser incorrecto."/>
                     <pic:cNvPicPr/>
                   </pic:nvPicPr>
                   <pic:blipFill>
@@ -1213,7 +1816,7 @@
                   <pic:spPr>
                     <a:xfrm>
                       <a:off x="0" y="0"/>
-                      <a:ext cx="3089910" cy="1457325"/>
+                      <a:ext cx="3089910" cy="3052445"/>
                     </a:xfrm>
                     <a:prstGeom prst="rect">
                       <a:avLst/>
@@ -1232,12 +1835,16 @@
         <w:rPr>
           <w:i/>
           <w:iCs/>
-        </w:rPr>
-      </w:pPr>
-      <w:r>
-        <w:rPr>
-          <w:i/>
-          <w:iCs/>
+          <w:sz w:val="22"/>
+          <w:szCs w:val="22"/>
+        </w:rPr>
+      </w:pPr>
+      <w:r>
+        <w:rPr>
+          <w:i/>
+          <w:iCs/>
+          <w:sz w:val="22"/>
+          <w:szCs w:val="22"/>
         </w:rPr>
         <w:t xml:space="preserve">Figura 8: </w:t>
       </w:r>
@@ -1245,6 +1852,8 @@
         <w:rPr>
           <w:i/>
           <w:iCs/>
+          <w:sz w:val="22"/>
+          <w:szCs w:val="22"/>
         </w:rPr>
         <w:t>Integración de Kuramoto para los gráficos.</w:t>
       </w:r>
@@ -1252,18 +1861,41 @@
     <w:p>
       <w:pPr>
         <w:jc w:val="both"/>
-      </w:pPr>
-    </w:p>
-    <w:p>
-      <w:pPr>
-        <w:jc w:val="both"/>
-      </w:pPr>
-      <w:r>
+        <w:rPr>
+          <w:i/>
+          <w:iCs/>
+          <w:sz w:val="22"/>
+          <w:szCs w:val="22"/>
+        </w:rPr>
+      </w:pPr>
+    </w:p>
+    <w:p>
+      <w:pPr>
+        <w:jc w:val="both"/>
+        <w:rPr>
+          <w:sz w:val="22"/>
+          <w:szCs w:val="22"/>
+        </w:rPr>
+      </w:pPr>
+    </w:p>
+    <w:p>
+      <w:pPr>
+        <w:jc w:val="both"/>
+        <w:rPr>
+          <w:sz w:val="22"/>
+          <w:szCs w:val="22"/>
+        </w:rPr>
+      </w:pPr>
+      <w:r>
+        <w:rPr>
+          <w:sz w:val="22"/>
+          <w:szCs w:val="22"/>
+        </w:rPr>
         <w:drawing>
-          <wp:inline distT="0" distB="0" distL="0" distR="0" wp14:anchorId="0F0B7D31" wp14:editId="3EAFC1FC">
-            <wp:extent cx="3089910" cy="1441450"/>
-            <wp:effectExtent l="0" t="0" r="0" b="6350"/>
-            <wp:docPr id="1827518165" name="Imagen 1"/>
+          <wp:inline distT="0" distB="0" distL="0" distR="0" wp14:anchorId="5AED41F0" wp14:editId="0F6B3E53">
+            <wp:extent cx="3089910" cy="1755775"/>
+            <wp:effectExtent l="0" t="0" r="0" b="0"/>
+            <wp:docPr id="405980528" name="Imagen 1" descr="Texto&#10;&#10;El contenido generado por IA puede ser incorrecto."/>
             <wp:cNvGraphicFramePr>
               <a:graphicFrameLocks xmlns:a="http://schemas.openxmlformats.org/drawingml/2006/main" noChangeAspect="1"/>
             </wp:cNvGraphicFramePr>
@@ -1271,7 +1903,7 @@
               <a:graphicData uri="http://schemas.openxmlformats.org/drawingml/2006/picture">
                 <pic:pic xmlns:pic="http://schemas.openxmlformats.org/drawingml/2006/picture">
                   <pic:nvPicPr>
-                    <pic:cNvPr id="1827518165" name=""/>
+                    <pic:cNvPr id="405980528" name="Imagen 1" descr="Texto&#10;&#10;El contenido generado por IA puede ser incorrecto."/>
                     <pic:cNvPicPr/>
                   </pic:nvPicPr>
                   <pic:blipFill>
@@ -1283,7 +1915,7 @@
                   <pic:spPr>
                     <a:xfrm>
                       <a:off x="0" y="0"/>
-                      <a:ext cx="3089910" cy="1441450"/>
+                      <a:ext cx="3089910" cy="1755775"/>
                     </a:xfrm>
                     <a:prstGeom prst="rect">
                       <a:avLst/>
@@ -1302,12 +1934,16 @@
         <w:rPr>
           <w:i/>
           <w:iCs/>
-        </w:rPr>
-      </w:pPr>
-      <w:r>
-        <w:rPr>
-          <w:i/>
-          <w:iCs/>
+          <w:sz w:val="22"/>
+          <w:szCs w:val="22"/>
+        </w:rPr>
+      </w:pPr>
+      <w:r>
+        <w:rPr>
+          <w:i/>
+          <w:iCs/>
+          <w:sz w:val="22"/>
+          <w:szCs w:val="22"/>
         </w:rPr>
         <w:t xml:space="preserve">Figura 9: </w:t>
       </w:r>
@@ -1315,6 +1951,8 @@
         <w:rPr>
           <w:i/>
           <w:iCs/>
+          <w:sz w:val="22"/>
+          <w:szCs w:val="22"/>
         </w:rPr>
         <w:t>Codificación del gráfico de fases.</w:t>
       </w:r>
@@ -1322,18 +1960,31 @@
     <w:p>
       <w:pPr>
         <w:jc w:val="both"/>
-      </w:pPr>
-    </w:p>
-    <w:p>
-      <w:pPr>
-        <w:jc w:val="both"/>
-      </w:pPr>
-      <w:r>
+        <w:rPr>
+          <w:sz w:val="22"/>
+          <w:szCs w:val="22"/>
+        </w:rPr>
+      </w:pPr>
+    </w:p>
+    <w:p>
+      <w:pPr>
+        <w:jc w:val="both"/>
+        <w:rPr>
+          <w:sz w:val="22"/>
+          <w:szCs w:val="22"/>
+        </w:rPr>
+      </w:pPr>
+      <w:r>
+        <w:rPr>
+          <w:sz w:val="22"/>
+          <w:szCs w:val="22"/>
+        </w:rPr>
+        <w:lastRenderedPageBreak/>
         <w:drawing>
-          <wp:inline distT="0" distB="0" distL="0" distR="0" wp14:anchorId="7ECD92C7" wp14:editId="4147B02F">
-            <wp:extent cx="3089910" cy="1357630"/>
-            <wp:effectExtent l="0" t="0" r="0" b="0"/>
-            <wp:docPr id="1126768174" name="Imagen 1" descr="Pantalla de computadora con letras&#10;&#10;El contenido generado por IA puede ser incorrecto."/>
+          <wp:inline distT="0" distB="0" distL="0" distR="0" wp14:anchorId="6B3E0671" wp14:editId="04E375AE">
+            <wp:extent cx="3089910" cy="1652905"/>
+            <wp:effectExtent l="0" t="0" r="0" b="4445"/>
+            <wp:docPr id="661889608" name="Imagen 1" descr="Texto&#10;&#10;El contenido generado por IA puede ser incorrecto."/>
             <wp:cNvGraphicFramePr>
               <a:graphicFrameLocks xmlns:a="http://schemas.openxmlformats.org/drawingml/2006/main" noChangeAspect="1"/>
             </wp:cNvGraphicFramePr>
@@ -1341,7 +1992,7 @@
               <a:graphicData uri="http://schemas.openxmlformats.org/drawingml/2006/picture">
                 <pic:pic xmlns:pic="http://schemas.openxmlformats.org/drawingml/2006/picture">
                   <pic:nvPicPr>
-                    <pic:cNvPr id="1126768174" name="Imagen 1" descr="Pantalla de computadora con letras&#10;&#10;El contenido generado por IA puede ser incorrecto."/>
+                    <pic:cNvPr id="661889608" name="Imagen 1" descr="Texto&#10;&#10;El contenido generado por IA puede ser incorrecto."/>
                     <pic:cNvPicPr/>
                   </pic:nvPicPr>
                   <pic:blipFill>
@@ -1353,7 +2004,7 @@
                   <pic:spPr>
                     <a:xfrm>
                       <a:off x="0" y="0"/>
-                      <a:ext cx="3089910" cy="1357630"/>
+                      <a:ext cx="3089910" cy="1652905"/>
                     </a:xfrm>
                     <a:prstGeom prst="rect">
                       <a:avLst/>
@@ -1372,12 +2023,16 @@
         <w:rPr>
           <w:i/>
           <w:iCs/>
-        </w:rPr>
-      </w:pPr>
-      <w:r>
-        <w:rPr>
-          <w:i/>
-          <w:iCs/>
+          <w:sz w:val="22"/>
+          <w:szCs w:val="22"/>
+        </w:rPr>
+      </w:pPr>
+      <w:r>
+        <w:rPr>
+          <w:i/>
+          <w:iCs/>
+          <w:sz w:val="22"/>
+          <w:szCs w:val="22"/>
         </w:rPr>
         <w:t>Figura 10: Codificación del gráfico de ángulos articulares.</w:t>
       </w:r>
@@ -1385,18 +2040,30 @@
     <w:p>
       <w:pPr>
         <w:jc w:val="both"/>
-      </w:pPr>
-    </w:p>
-    <w:p>
-      <w:pPr>
-        <w:jc w:val="both"/>
-      </w:pPr>
-      <w:r>
+        <w:rPr>
+          <w:sz w:val="22"/>
+          <w:szCs w:val="22"/>
+        </w:rPr>
+      </w:pPr>
+    </w:p>
+    <w:p>
+      <w:pPr>
+        <w:jc w:val="both"/>
+        <w:rPr>
+          <w:sz w:val="22"/>
+          <w:szCs w:val="22"/>
+        </w:rPr>
+      </w:pPr>
+      <w:r>
+        <w:rPr>
+          <w:sz w:val="22"/>
+          <w:szCs w:val="22"/>
+        </w:rPr>
         <w:drawing>
-          <wp:inline distT="0" distB="0" distL="0" distR="0" wp14:anchorId="73B4948E" wp14:editId="2133B222">
-            <wp:extent cx="3089910" cy="877570"/>
-            <wp:effectExtent l="0" t="0" r="0" b="0"/>
-            <wp:docPr id="544825817" name="Imagen 1" descr="Texto&#10;&#10;El contenido generado por IA puede ser incorrecto."/>
+          <wp:inline distT="0" distB="0" distL="0" distR="0" wp14:anchorId="571032C9" wp14:editId="538EBA9D">
+            <wp:extent cx="3089910" cy="1840865"/>
+            <wp:effectExtent l="0" t="0" r="0" b="6985"/>
+            <wp:docPr id="1408804163" name="Imagen 1" descr="Texto&#10;&#10;El contenido generado por IA puede ser incorrecto."/>
             <wp:cNvGraphicFramePr>
               <a:graphicFrameLocks xmlns:a="http://schemas.openxmlformats.org/drawingml/2006/main" noChangeAspect="1"/>
             </wp:cNvGraphicFramePr>
@@ -1404,7 +2071,7 @@
               <a:graphicData uri="http://schemas.openxmlformats.org/drawingml/2006/picture">
                 <pic:pic xmlns:pic="http://schemas.openxmlformats.org/drawingml/2006/picture">
                   <pic:nvPicPr>
-                    <pic:cNvPr id="544825817" name="Imagen 1" descr="Texto&#10;&#10;El contenido generado por IA puede ser incorrecto."/>
+                    <pic:cNvPr id="1408804163" name="Imagen 1" descr="Texto&#10;&#10;El contenido generado por IA puede ser incorrecto."/>
                     <pic:cNvPicPr/>
                   </pic:nvPicPr>
                   <pic:blipFill>
@@ -1416,7 +2083,7 @@
                   <pic:spPr>
                     <a:xfrm>
                       <a:off x="0" y="0"/>
-                      <a:ext cx="3089910" cy="877570"/>
+                      <a:ext cx="3089910" cy="1840865"/>
                     </a:xfrm>
                     <a:prstGeom prst="rect">
                       <a:avLst/>
@@ -1435,12 +2102,16 @@
         <w:rPr>
           <w:i/>
           <w:iCs/>
-        </w:rPr>
-      </w:pPr>
-      <w:r>
-        <w:rPr>
-          <w:i/>
-          <w:iCs/>
+          <w:sz w:val="22"/>
+          <w:szCs w:val="22"/>
+        </w:rPr>
+      </w:pPr>
+      <w:r>
+        <w:rPr>
+          <w:i/>
+          <w:iCs/>
+          <w:sz w:val="22"/>
+          <w:szCs w:val="22"/>
         </w:rPr>
         <w:t>Figura 11: Codificación del gráfico de centro de masa.</w:t>
       </w:r>
@@ -1448,9 +2119,16 @@
     <w:p>
       <w:pPr>
         <w:pStyle w:val="Ttulo1"/>
-      </w:pPr>
-      <w:r>
-        <w:lastRenderedPageBreak/>
+        <w:rPr>
+          <w:sz w:val="22"/>
+          <w:szCs w:val="22"/>
+        </w:rPr>
+      </w:pPr>
+      <w:r>
+        <w:rPr>
+          <w:sz w:val="22"/>
+          <w:szCs w:val="22"/>
+        </w:rPr>
         <w:t>Resultados</w:t>
       </w:r>
     </w:p>
@@ -1459,14 +2137,18 @@
         <w:jc w:val="both"/>
         <w:rPr>
           <w:noProof/>
+          <w:sz w:val="22"/>
+          <w:szCs w:val="22"/>
         </w:rPr>
       </w:pPr>
       <w:r>
         <w:rPr>
           <w:noProof/>
+          <w:sz w:val="22"/>
+          <w:szCs w:val="22"/>
         </w:rPr>
         <w:drawing>
-          <wp:inline distT="0" distB="0" distL="0" distR="0" wp14:anchorId="24C5A399" wp14:editId="187A574E">
+          <wp:inline distT="0" distB="0" distL="0" distR="0" wp14:anchorId="24C5A399" wp14:editId="01B070B7">
             <wp:extent cx="3089910" cy="1544955"/>
             <wp:effectExtent l="0" t="0" r="0" b="0"/>
             <wp:docPr id="689587862" name="Imagen 1" descr="Gráfico, Gráfico de líneas&#10;&#10;El contenido generado por IA puede ser incorrecto."/>
@@ -1522,6 +2204,8 @@
           <w:i/>
           <w:iCs/>
           <w:noProof/>
+          <w:sz w:val="22"/>
+          <w:szCs w:val="22"/>
         </w:rPr>
       </w:pPr>
       <w:r>
@@ -1529,6 +2213,8 @@
           <w:i/>
           <w:iCs/>
           <w:noProof/>
+          <w:sz w:val="22"/>
+          <w:szCs w:val="22"/>
         </w:rPr>
         <w:t xml:space="preserve">Figura </w:t>
       </w:r>
@@ -1537,6 +2223,8 @@
           <w:i/>
           <w:iCs/>
           <w:noProof/>
+          <w:sz w:val="22"/>
+          <w:szCs w:val="22"/>
         </w:rPr>
         <w:t>12</w:t>
       </w:r>
@@ -1545,6 +2233,8 @@
           <w:i/>
           <w:iCs/>
           <w:noProof/>
+          <w:sz w:val="22"/>
+          <w:szCs w:val="22"/>
         </w:rPr>
         <w:t>: Fases de marcha de cada pata (FL</w:t>
       </w:r>
@@ -1553,6 +2243,8 @@
           <w:i/>
           <w:iCs/>
           <w:noProof/>
+          <w:sz w:val="22"/>
+          <w:szCs w:val="22"/>
         </w:rPr>
         <w:t>: Front Left, FR: Front Right</w:t>
       </w:r>
@@ -1561,6 +2253,8 @@
           <w:i/>
           <w:iCs/>
           <w:noProof/>
+          <w:sz w:val="22"/>
+          <w:szCs w:val="22"/>
         </w:rPr>
         <w:t>, BL: Back</w:t>
       </w:r>
@@ -1569,6 +2263,8 @@
           <w:i/>
           <w:iCs/>
           <w:noProof/>
+          <w:sz w:val="22"/>
+          <w:szCs w:val="22"/>
         </w:rPr>
         <w:t xml:space="preserve"> Left, BR: Back Right)</w:t>
       </w:r>
@@ -1577,6 +2273,8 @@
           <w:i/>
           <w:iCs/>
           <w:noProof/>
+          <w:sz w:val="22"/>
+          <w:szCs w:val="22"/>
         </w:rPr>
         <w:t>, en función del tiempo.</w:t>
       </w:r>
@@ -1586,14 +2284,18 @@
         <w:jc w:val="both"/>
         <w:rPr>
           <w:noProof/>
+          <w:sz w:val="22"/>
+          <w:szCs w:val="22"/>
         </w:rPr>
       </w:pPr>
       <w:r>
         <w:rPr>
           <w:noProof/>
+          <w:sz w:val="22"/>
+          <w:szCs w:val="22"/>
         </w:rPr>
         <w:drawing>
-          <wp:inline distT="0" distB="0" distL="0" distR="0" wp14:anchorId="5CDDE6E2" wp14:editId="6CF1EF68">
+          <wp:inline distT="0" distB="0" distL="0" distR="0" wp14:anchorId="5CDDE6E2" wp14:editId="5C569C20">
             <wp:extent cx="3089910" cy="1544955"/>
             <wp:effectExtent l="0" t="0" r="0" b="0"/>
             <wp:docPr id="1600486812" name="Imagen 2" descr="Gráfico&#10;&#10;El contenido generado por IA puede ser incorrecto."/>
@@ -1649,6 +2351,8 @@
           <w:i/>
           <w:iCs/>
           <w:noProof/>
+          <w:sz w:val="22"/>
+          <w:szCs w:val="22"/>
         </w:rPr>
       </w:pPr>
       <w:r>
@@ -1656,6 +2360,8 @@
           <w:i/>
           <w:iCs/>
           <w:noProof/>
+          <w:sz w:val="22"/>
+          <w:szCs w:val="22"/>
         </w:rPr>
         <w:t xml:space="preserve">Figura </w:t>
       </w:r>
@@ -1664,6 +2370,8 @@
           <w:i/>
           <w:iCs/>
           <w:noProof/>
+          <w:sz w:val="22"/>
+          <w:szCs w:val="22"/>
         </w:rPr>
         <w:t>13</w:t>
       </w:r>
@@ -1672,12 +2380,16 @@
           <w:i/>
           <w:iCs/>
           <w:noProof/>
+          <w:sz w:val="22"/>
+          <w:szCs w:val="22"/>
         </w:rPr>
         <w:t xml:space="preserve">: </w:t>
       </w:r>
       <w:r>
         <w:rPr>
           <w:i/>
+          <w:sz w:val="22"/>
+          <w:szCs w:val="22"/>
         </w:rPr>
         <w:t>Ángulos</w:t>
       </w:r>
@@ -1686,6 +2398,8 @@
           <w:i/>
           <w:iCs/>
           <w:noProof/>
+          <w:sz w:val="22"/>
+          <w:szCs w:val="22"/>
         </w:rPr>
         <w:t xml:space="preserve"> articulares (Oscilaciones) </w:t>
       </w:r>
@@ -1694,6 +2408,8 @@
           <w:i/>
           <w:iCs/>
           <w:noProof/>
+          <w:sz w:val="22"/>
+          <w:szCs w:val="22"/>
         </w:rPr>
         <w:t>en función del tiempo</w:t>
       </w:r>
@@ -1702,6 +2418,8 @@
           <w:i/>
           <w:iCs/>
           <w:noProof/>
+          <w:sz w:val="22"/>
+          <w:szCs w:val="22"/>
         </w:rPr>
         <w:t>.</w:t>
       </w:r>
@@ -1711,11 +2429,15 @@
         <w:jc w:val="both"/>
         <w:rPr>
           <w:noProof/>
+          <w:sz w:val="22"/>
+          <w:szCs w:val="22"/>
         </w:rPr>
       </w:pPr>
       <w:r>
         <w:rPr>
           <w:noProof/>
+          <w:sz w:val="22"/>
+          <w:szCs w:val="22"/>
         </w:rPr>
         <w:drawing>
           <wp:inline distT="0" distB="0" distL="0" distR="0" wp14:anchorId="700B697A" wp14:editId="2496CA2A">
@@ -1774,6 +2496,8 @@
           <w:i/>
           <w:iCs/>
           <w:noProof/>
+          <w:sz w:val="22"/>
+          <w:szCs w:val="22"/>
         </w:rPr>
       </w:pPr>
       <w:r>
@@ -1781,6 +2505,8 @@
           <w:i/>
           <w:iCs/>
           <w:noProof/>
+          <w:sz w:val="22"/>
+          <w:szCs w:val="22"/>
         </w:rPr>
         <w:t xml:space="preserve">Figura </w:t>
       </w:r>
@@ -1789,6 +2515,8 @@
           <w:i/>
           <w:iCs/>
           <w:noProof/>
+          <w:sz w:val="22"/>
+          <w:szCs w:val="22"/>
         </w:rPr>
         <w:t>14</w:t>
       </w:r>
@@ -1797,6 +2525,8 @@
           <w:i/>
           <w:iCs/>
           <w:noProof/>
+          <w:sz w:val="22"/>
+          <w:szCs w:val="22"/>
         </w:rPr>
         <w:t>: Trayectoria del centro de masa estimada, en función del tiempo.</w:t>
       </w:r>
@@ -1804,19 +2534,39 @@
     <w:p>
       <w:pPr>
         <w:pStyle w:val="Ttulo1"/>
-      </w:pPr>
-      <w:r>
+        <w:rPr>
+          <w:sz w:val="22"/>
+          <w:szCs w:val="22"/>
+        </w:rPr>
+      </w:pPr>
+      <w:r>
+        <w:rPr>
+          <w:sz w:val="22"/>
+          <w:szCs w:val="22"/>
+        </w:rPr>
         <w:t>Análisis</w:t>
       </w:r>
     </w:p>
     <w:p>
       <w:pPr>
         <w:pStyle w:val="Ttulo2"/>
-      </w:pPr>
-      <w:r>
+        <w:rPr>
+          <w:sz w:val="22"/>
+          <w:szCs w:val="22"/>
+        </w:rPr>
+      </w:pPr>
+      <w:r>
+        <w:rPr>
+          <w:sz w:val="22"/>
+          <w:szCs w:val="22"/>
+        </w:rPr>
         <w:t>Análisis de gráficos</w:t>
       </w:r>
       <w:r>
+        <w:rPr>
+          <w:sz w:val="22"/>
+          <w:szCs w:val="22"/>
+        </w:rPr>
         <w:t xml:space="preserve"> con respecto a la simulación</w:t>
       </w:r>
     </w:p>
@@ -1828,47 +2578,107 @@
           <w:numId w:val="34"/>
         </w:numPr>
         <w:jc w:val="both"/>
-      </w:pPr>
-      <w:r>
+        <w:rPr>
+          <w:sz w:val="22"/>
+          <w:szCs w:val="22"/>
+        </w:rPr>
+      </w:pPr>
+      <w:r>
+        <w:rPr>
+          <w:sz w:val="22"/>
+          <w:szCs w:val="22"/>
+        </w:rPr>
         <w:t xml:space="preserve">Fases de marcha: </w:t>
       </w:r>
       <w:r>
+        <w:rPr>
+          <w:sz w:val="22"/>
+          <w:szCs w:val="22"/>
+        </w:rPr>
         <w:t>En el gráfico podemos observar las distintas fases de la marcha,</w:t>
       </w:r>
       <w:r>
+        <w:rPr>
+          <w:sz w:val="22"/>
+          <w:szCs w:val="22"/>
+        </w:rPr>
         <w:t xml:space="preserve"> iniciando en distintos puntos en el eje </w:t>
       </w:r>
       <w:r>
+        <w:rPr>
+          <w:sz w:val="22"/>
+          <w:szCs w:val="22"/>
+        </w:rPr>
         <w:t>Y</w:t>
       </w:r>
       <w:r>
+        <w:rPr>
+          <w:sz w:val="22"/>
+          <w:szCs w:val="22"/>
+        </w:rPr>
         <w:t xml:space="preserve"> (Específicamente </w:t>
       </w:r>
       <w:r>
+        <w:rPr>
+          <w:sz w:val="22"/>
+          <w:szCs w:val="22"/>
+        </w:rPr>
         <w:t xml:space="preserve">¼ de ciclo </w:t>
       </w:r>
       <w:r>
+        <w:rPr>
+          <w:sz w:val="22"/>
+          <w:szCs w:val="22"/>
+        </w:rPr>
         <w:t>cada 1, luego de</w:t>
       </w:r>
       <w:r>
+        <w:rPr>
+          <w:sz w:val="22"/>
+          <w:szCs w:val="22"/>
+        </w:rPr>
         <w:t>l</w:t>
       </w:r>
       <w:r>
+        <w:rPr>
+          <w:sz w:val="22"/>
+          <w:szCs w:val="22"/>
+        </w:rPr>
         <w:t xml:space="preserve"> anterior). </w:t>
       </w:r>
       <w:r>
+        <w:rPr>
+          <w:sz w:val="22"/>
+          <w:szCs w:val="22"/>
+        </w:rPr>
         <w:t xml:space="preserve">Cada </w:t>
       </w:r>
       <w:r>
+        <w:rPr>
+          <w:sz w:val="22"/>
+          <w:szCs w:val="22"/>
+        </w:rPr>
         <w:t>pata</w:t>
       </w:r>
       <w:r>
+        <w:rPr>
+          <w:sz w:val="22"/>
+          <w:szCs w:val="22"/>
+        </w:rPr>
         <w:t xml:space="preserve"> tiene un crecimiento lineal en función del tiempo</w:t>
       </w:r>
       <w:r>
+        <w:rPr>
+          <w:sz w:val="22"/>
+          <w:szCs w:val="22"/>
+        </w:rPr>
         <w:t xml:space="preserve">, </w:t>
       </w:r>
       <w:r>
+        <w:rPr>
+          <w:sz w:val="22"/>
+          <w:szCs w:val="22"/>
+        </w:rPr>
         <w:t xml:space="preserve">hasta </w:t>
       </w:r>
     </w:p>
@@ -1880,65 +2690,149 @@
           <w:numId w:val="34"/>
         </w:numPr>
         <w:jc w:val="both"/>
-      </w:pPr>
-      <w:r>
+        <w:rPr>
+          <w:sz w:val="22"/>
+          <w:szCs w:val="22"/>
+        </w:rPr>
+      </w:pPr>
+      <w:r>
+        <w:rPr>
+          <w:sz w:val="22"/>
+          <w:szCs w:val="22"/>
+        </w:rPr>
         <w:t xml:space="preserve">llegar </w:t>
       </w:r>
       <w:r>
+        <w:rPr>
+          <w:sz w:val="22"/>
+          <w:szCs w:val="22"/>
+        </w:rPr>
         <w:t>a un punto máximo</w:t>
       </w:r>
       <w:r>
+        <w:rPr>
+          <w:sz w:val="22"/>
+          <w:szCs w:val="22"/>
+        </w:rPr>
         <w:t>, para luego volver a 0.</w:t>
       </w:r>
       <w:r>
+        <w:rPr>
+          <w:sz w:val="22"/>
+          <w:szCs w:val="22"/>
+        </w:rPr>
         <w:t xml:space="preserve"> Esta caída repentina a 0 significa que el ciclo de oscilación </w:t>
       </w:r>
       <w:r>
+        <w:rPr>
+          <w:sz w:val="22"/>
+          <w:szCs w:val="22"/>
+        </w:rPr>
         <w:t xml:space="preserve">interna </w:t>
       </w:r>
       <w:r>
+        <w:rPr>
+          <w:sz w:val="22"/>
+          <w:szCs w:val="22"/>
+        </w:rPr>
         <w:t>llegó a su fin</w:t>
       </w:r>
       <w:r>
+        <w:rPr>
+          <w:sz w:val="22"/>
+          <w:szCs w:val="22"/>
+        </w:rPr>
         <w:t>, dando lugar a uno nuevo</w:t>
       </w:r>
       <w:r>
+        <w:rPr>
+          <w:sz w:val="22"/>
+          <w:szCs w:val="22"/>
+        </w:rPr>
         <w:t xml:space="preserve"> (El crecimiento a partir de 0)</w:t>
       </w:r>
       <w:r>
+        <w:rPr>
+          <w:sz w:val="22"/>
+          <w:szCs w:val="22"/>
+        </w:rPr>
         <w:t xml:space="preserve">, y así sucesivamente. Todo esto en conjunto </w:t>
       </w:r>
       <w:r>
+        <w:rPr>
+          <w:sz w:val="22"/>
+          <w:szCs w:val="22"/>
+        </w:rPr>
         <w:t>conforma una representación periódica de</w:t>
       </w:r>
       <w:r>
+        <w:rPr>
+          <w:sz w:val="22"/>
+          <w:szCs w:val="22"/>
+        </w:rPr>
         <w:t>l sistema</w:t>
       </w:r>
       <w:r>
+        <w:rPr>
+          <w:sz w:val="22"/>
+          <w:szCs w:val="22"/>
+        </w:rPr>
         <w:t>.</w:t>
       </w:r>
       <w:r>
+        <w:rPr>
+          <w:sz w:val="22"/>
+          <w:szCs w:val="22"/>
+        </w:rPr>
         <w:t xml:space="preserve"> </w:t>
       </w:r>
       <w:r>
+        <w:rPr>
+          <w:sz w:val="22"/>
+          <w:szCs w:val="22"/>
+        </w:rPr>
         <w:t>Con respecto a la simulación (Se adjuntará un archivo tipo MP4</w:t>
       </w:r>
       <w:r>
+        <w:rPr>
+          <w:sz w:val="22"/>
+          <w:szCs w:val="22"/>
+        </w:rPr>
         <w:t xml:space="preserve"> realizada en Webots para su comparación),</w:t>
       </w:r>
       <w:r>
+        <w:rPr>
+          <w:sz w:val="22"/>
+          <w:szCs w:val="22"/>
+        </w:rPr>
         <w:t xml:space="preserve"> </w:t>
       </w:r>
       <w:r>
+        <w:rPr>
+          <w:sz w:val="22"/>
+          <w:szCs w:val="22"/>
+        </w:rPr>
         <w:t xml:space="preserve">cada </w:t>
       </w:r>
       <w:r>
+        <w:rPr>
+          <w:sz w:val="22"/>
+          <w:szCs w:val="22"/>
+        </w:rPr>
         <w:t xml:space="preserve">fase representa el inicio y fin de </w:t>
       </w:r>
       <w:r>
+        <w:rPr>
+          <w:sz w:val="22"/>
+          <w:szCs w:val="22"/>
+        </w:rPr>
         <w:t xml:space="preserve">los pasos de las patas, </w:t>
       </w:r>
       <w:r>
+        <w:rPr>
+          <w:sz w:val="22"/>
+          <w:szCs w:val="22"/>
+        </w:rPr>
         <w:t>de manera cíclica.</w:t>
       </w:r>
     </w:p>
@@ -1946,6 +2840,10 @@
       <w:pPr>
         <w:pStyle w:val="Prrafodelista"/>
         <w:jc w:val="both"/>
+        <w:rPr>
+          <w:sz w:val="22"/>
+          <w:szCs w:val="22"/>
+        </w:rPr>
       </w:pPr>
     </w:p>
     <w:p>
@@ -1956,50 +2854,103 @@
           <w:numId w:val="34"/>
         </w:numPr>
         <w:jc w:val="both"/>
-      </w:pPr>
-      <w:r>
-        <w:t xml:space="preserve">Ángulos articulares: Se muestra la transformación de las fases, a movimientos físicos mediante la </w:t>
-      </w:r>
-      <w:r>
-        <w:t>función seno</w:t>
-      </w:r>
-      <w:r>
+        <w:rPr>
+          <w:sz w:val="22"/>
+          <w:szCs w:val="22"/>
+        </w:rPr>
+      </w:pPr>
+      <w:r>
+        <w:rPr>
+          <w:sz w:val="22"/>
+          <w:szCs w:val="22"/>
+        </w:rPr>
+        <w:t>Ángulos articulares: Se muestra la transformación de las fases, a movimientos físicos mediante la función seno</w:t>
+      </w:r>
+      <w:r>
+        <w:rPr>
+          <w:sz w:val="22"/>
+          <w:szCs w:val="22"/>
+        </w:rPr>
         <w:t>. Representa los ángulos efectivos aplicados a cada articulación.</w:t>
       </w:r>
       <w:r>
+        <w:rPr>
+          <w:sz w:val="22"/>
+          <w:szCs w:val="22"/>
+        </w:rPr>
         <w:t xml:space="preserve"> Cada </w:t>
       </w:r>
       <w:r>
+        <w:rPr>
+          <w:sz w:val="22"/>
+          <w:szCs w:val="22"/>
+        </w:rPr>
         <w:t>ángulo oscila periódicamente entre los valores máximos y mínimos definidos en la amplitud</w:t>
       </w:r>
       <w:r>
+        <w:rPr>
+          <w:sz w:val="22"/>
+          <w:szCs w:val="22"/>
+        </w:rPr>
         <w:t xml:space="preserve"> A</w:t>
       </w:r>
       <w:r>
+        <w:rPr>
+          <w:sz w:val="22"/>
+          <w:szCs w:val="22"/>
+        </w:rPr>
         <w:t xml:space="preserve">, manteniendo la secuencia de desfase esperada, típica de </w:t>
       </w:r>
       <w:r>
+        <w:rPr>
+          <w:sz w:val="22"/>
+          <w:szCs w:val="22"/>
+        </w:rPr>
         <w:t>movimientos como la caminata.</w:t>
       </w:r>
       <w:r>
+        <w:rPr>
+          <w:sz w:val="22"/>
+          <w:szCs w:val="22"/>
+        </w:rPr>
         <w:t xml:space="preserve"> En la simulación </w:t>
       </w:r>
       <w:r>
+        <w:rPr>
+          <w:sz w:val="22"/>
+          <w:szCs w:val="22"/>
+        </w:rPr>
         <w:t>se observa el movimiento oscilatorio</w:t>
       </w:r>
       <w:r>
+        <w:rPr>
+          <w:sz w:val="22"/>
+          <w:szCs w:val="22"/>
+        </w:rPr>
         <w:t xml:space="preserve"> periódico de las patas</w:t>
       </w:r>
       <w:r>
+        <w:rPr>
+          <w:sz w:val="22"/>
+          <w:szCs w:val="22"/>
+        </w:rPr>
         <w:t xml:space="preserve">, </w:t>
       </w:r>
       <w:r>
+        <w:rPr>
+          <w:sz w:val="22"/>
+          <w:szCs w:val="22"/>
+        </w:rPr>
         <w:t>comportamiento acorde al visto en el gráfico.</w:t>
       </w:r>
     </w:p>
     <w:p>
       <w:pPr>
         <w:pStyle w:val="Prrafodelista"/>
+        <w:rPr>
+          <w:sz w:val="22"/>
+          <w:szCs w:val="22"/>
+        </w:rPr>
       </w:pPr>
     </w:p>
     <w:p>
@@ -2010,48 +2961,110 @@
           <w:numId w:val="34"/>
         </w:numPr>
         <w:jc w:val="both"/>
-      </w:pPr>
-      <w:r>
+        <w:rPr>
+          <w:sz w:val="22"/>
+          <w:szCs w:val="22"/>
+        </w:rPr>
+      </w:pPr>
+      <w:r>
+        <w:rPr>
+          <w:sz w:val="22"/>
+          <w:szCs w:val="22"/>
+        </w:rPr>
         <w:t>Trayectoria del centro de masa</w:t>
       </w:r>
       <w:r>
+        <w:rPr>
+          <w:sz w:val="22"/>
+          <w:szCs w:val="22"/>
+        </w:rPr>
         <w:t>: Se grafica la estimación del centro de masa, calculada como el promedio de las posiciones angulares de cada pata en cada instante de tiempo.</w:t>
       </w:r>
       <w:r>
+        <w:rPr>
+          <w:sz w:val="22"/>
+          <w:szCs w:val="22"/>
+        </w:rPr>
         <w:t xml:space="preserve"> La trayectoria resultante tiene una forma ondulatoria</w:t>
       </w:r>
       <w:r>
+        <w:rPr>
+          <w:sz w:val="22"/>
+          <w:szCs w:val="22"/>
+        </w:rPr>
         <w:t>, con oscilaciones pequeñas pero cada vez más crecientes.</w:t>
       </w:r>
       <w:r>
+        <w:rPr>
+          <w:sz w:val="22"/>
+          <w:szCs w:val="22"/>
+        </w:rPr>
         <w:t xml:space="preserve"> Este comportamiento podría sugerir que </w:t>
       </w:r>
       <w:r>
+        <w:rPr>
+          <w:sz w:val="22"/>
+          <w:szCs w:val="22"/>
+        </w:rPr>
         <w:t xml:space="preserve">los valores que trabajan en el modelo físico tales como K (Acoplamiento), </w:t>
       </w:r>
       <w:r>
-        <w:t>tienen una influencia importante dentro del sistema, ya que podría llegar a una descoordinación del sistema e incluso, su falla total.</w:t>
-      </w:r>
-      <w:r>
+        <w:rPr>
+          <w:sz w:val="22"/>
+          <w:szCs w:val="22"/>
+        </w:rPr>
+        <w:t xml:space="preserve">tienen una influencia importante dentro del sistema, ya </w:t>
+      </w:r>
+      <w:r>
+        <w:rPr>
+          <w:sz w:val="22"/>
+          <w:szCs w:val="22"/>
+        </w:rPr>
+        <w:lastRenderedPageBreak/>
+        <w:t>que podría llegar a una descoordinación del sistema e incluso, su falla total.</w:t>
+      </w:r>
+      <w:r>
+        <w:rPr>
+          <w:sz w:val="22"/>
+          <w:szCs w:val="22"/>
+        </w:rPr>
         <w:t xml:space="preserve"> Es posible que realizando ajustes más delicados a las variables relacionadas se genere una estabilidad mayor con respecto al centro de masa.</w:t>
       </w:r>
       <w:r>
+        <w:rPr>
+          <w:sz w:val="22"/>
+          <w:szCs w:val="22"/>
+        </w:rPr>
         <w:t xml:space="preserve"> Este hecho podría verse</w:t>
       </w:r>
       <w:r>
+        <w:rPr>
+          <w:sz w:val="22"/>
+          <w:szCs w:val="22"/>
+        </w:rPr>
         <w:t xml:space="preserve"> en el video, </w:t>
       </w:r>
       <w:r>
+        <w:rPr>
+          <w:sz w:val="22"/>
+          <w:szCs w:val="22"/>
+        </w:rPr>
         <w:t>como un balanceo lateral del cuerpo de masa que crece leve pero acumulativamente con el tiempo.</w:t>
       </w:r>
     </w:p>
     <w:p>
       <w:pPr>
         <w:pStyle w:val="Ttulo1"/>
+        <w:rPr>
+          <w:sz w:val="22"/>
+          <w:szCs w:val="22"/>
+        </w:rPr>
       </w:pPr>
       <w:r>
         <w:rPr>
           <w:noProof w:val="0"/>
+          <w:sz w:val="22"/>
+          <w:szCs w:val="22"/>
         </w:rPr>
         <w:t>Conclusiones</w:t>
       </w:r>
@@ -2059,99 +3072,205 @@
     <w:p>
       <w:pPr>
         <w:jc w:val="both"/>
-      </w:pPr>
-      <w:r>
+        <w:rPr>
+          <w:sz w:val="22"/>
+          <w:szCs w:val="22"/>
+        </w:rPr>
+      </w:pPr>
+      <w:r>
+        <w:rPr>
+          <w:sz w:val="22"/>
+          <w:szCs w:val="22"/>
+        </w:rPr>
         <w:t>La</w:t>
       </w:r>
       <w:r>
+        <w:rPr>
+          <w:sz w:val="22"/>
+          <w:szCs w:val="22"/>
+        </w:rPr>
         <w:t xml:space="preserve"> implementación del sistema de Kuramoto permitió simular con éxito</w:t>
       </w:r>
       <w:r>
+        <w:rPr>
+          <w:sz w:val="22"/>
+          <w:szCs w:val="22"/>
+        </w:rPr>
         <w:t xml:space="preserve"> el patrón de caminada coordinada en un robot cuadrúpedo simulado. Mediante las ecuaciones diferenciales, </w:t>
       </w:r>
       <w:r>
+        <w:rPr>
+          <w:sz w:val="22"/>
+          <w:szCs w:val="22"/>
+        </w:rPr>
         <w:t>se logró generar un movimiento cíclico y coherente para las extremidades, emulando un comportamiento</w:t>
       </w:r>
       <w:r>
+        <w:rPr>
+          <w:sz w:val="22"/>
+          <w:szCs w:val="22"/>
+        </w:rPr>
         <w:t xml:space="preserve"> similar a los generadores centrales de patrones, observados en biología.</w:t>
       </w:r>
     </w:p>
     <w:p>
       <w:pPr>
         <w:jc w:val="both"/>
-      </w:pPr>
-    </w:p>
-    <w:p>
-      <w:pPr>
-        <w:jc w:val="both"/>
-      </w:pPr>
-      <w:r>
+        <w:rPr>
+          <w:sz w:val="22"/>
+          <w:szCs w:val="22"/>
+        </w:rPr>
+      </w:pPr>
+    </w:p>
+    <w:p>
+      <w:pPr>
+        <w:jc w:val="both"/>
+        <w:rPr>
+          <w:sz w:val="22"/>
+          <w:szCs w:val="22"/>
+        </w:rPr>
+      </w:pPr>
+      <w:r>
+        <w:rPr>
+          <w:sz w:val="22"/>
+          <w:szCs w:val="22"/>
+        </w:rPr>
         <w:t>Los resultados señalan que el modelo es capaz de generar un desfase estable y consistente entre cada pata, lo cual es imperativo</w:t>
       </w:r>
       <w:r>
+        <w:rPr>
+          <w:sz w:val="22"/>
+          <w:szCs w:val="22"/>
+        </w:rPr>
         <w:t xml:space="preserve"> para mantener la estabilidad durante el transcurso de la marcha.  La evolución que</w:t>
       </w:r>
       <w:r>
+        <w:rPr>
+          <w:sz w:val="22"/>
+          <w:szCs w:val="22"/>
+        </w:rPr>
         <w:t xml:space="preserve"> transcurre en las fases, ángulos articulares y la trayectoria del centro de masa, validan que el robot no solo representa un sistema de oscilaciones, sino que es capaz de desplazarse con un ritmo relativamente constante.</w:t>
       </w:r>
     </w:p>
     <w:p>
       <w:pPr>
         <w:jc w:val="both"/>
-      </w:pPr>
-    </w:p>
-    <w:p>
-      <w:pPr>
-        <w:jc w:val="both"/>
-      </w:pPr>
-      <w:r>
+        <w:rPr>
+          <w:sz w:val="22"/>
+          <w:szCs w:val="22"/>
+        </w:rPr>
+      </w:pPr>
+    </w:p>
+    <w:p>
+      <w:pPr>
+        <w:jc w:val="both"/>
+        <w:rPr>
+          <w:sz w:val="22"/>
+          <w:szCs w:val="22"/>
+        </w:rPr>
+      </w:pPr>
+      <w:r>
+        <w:rPr>
+          <w:sz w:val="22"/>
+          <w:szCs w:val="22"/>
+        </w:rPr>
         <w:t xml:space="preserve">Aunque el patrón generado corresponde a una marcha coordinada, se observó que los ajustes en los parámetros iniciales tales como el </w:t>
       </w:r>
       <w:r>
+        <w:rPr>
+          <w:sz w:val="22"/>
+          <w:szCs w:val="22"/>
+        </w:rPr>
         <w:t>acoplamiento</w:t>
       </w:r>
       <w:r>
+        <w:rPr>
+          <w:sz w:val="22"/>
+          <w:szCs w:val="22"/>
+        </w:rPr>
         <w:t xml:space="preserve"> o la </w:t>
       </w:r>
       <w:r>
+        <w:rPr>
+          <w:sz w:val="22"/>
+          <w:szCs w:val="22"/>
+        </w:rPr>
         <w:t>amplitud, pueden</w:t>
       </w:r>
       <w:r>
+        <w:rPr>
+          <w:sz w:val="22"/>
+          <w:szCs w:val="22"/>
+        </w:rPr>
         <w:t xml:space="preserve"> modificar el tipo de locomoción e incluso, la efectividad de </w:t>
       </w:r>
-      <w:proofErr w:type="gramStart"/>
-      <w:r>
-        <w:t>la misma</w:t>
-      </w:r>
-      <w:proofErr w:type="gramEnd"/>
-      <w:r>
+      <w:r>
+        <w:rPr>
+          <w:sz w:val="22"/>
+          <w:szCs w:val="22"/>
+        </w:rPr>
+        <w:t>esta</w:t>
+      </w:r>
+      <w:r>
+        <w:rPr>
+          <w:sz w:val="22"/>
+          <w:szCs w:val="22"/>
+        </w:rPr>
         <w:t>. Siendo mas intrusivo, podríamos hasta incluso empezar a considerar posibles adaptaciones a la locomoción a distintos terrenos o velocidades.</w:t>
       </w:r>
     </w:p>
     <w:p>
       <w:pPr>
         <w:jc w:val="both"/>
-      </w:pPr>
-    </w:p>
-    <w:p>
-      <w:pPr>
-        <w:jc w:val="both"/>
-      </w:pPr>
-      <w:r>
+        <w:rPr>
+          <w:sz w:val="22"/>
+          <w:szCs w:val="22"/>
+        </w:rPr>
+      </w:pPr>
+    </w:p>
+    <w:p>
+      <w:pPr>
+        <w:jc w:val="both"/>
+        <w:rPr>
+          <w:sz w:val="22"/>
+          <w:szCs w:val="22"/>
+        </w:rPr>
+      </w:pPr>
+      <w:r>
+        <w:rPr>
+          <w:sz w:val="22"/>
+          <w:szCs w:val="22"/>
+        </w:rPr>
         <w:t>En síntesis, el uso de los osciladores de Kuramoto</w:t>
       </w:r>
       <w:r>
+        <w:rPr>
+          <w:sz w:val="22"/>
+          <w:szCs w:val="22"/>
+        </w:rPr>
         <w:t xml:space="preserve"> como aproximación a un CPG forma una herramienta eficaz, configurable </w:t>
       </w:r>
       <w:r>
+        <w:rPr>
+          <w:sz w:val="22"/>
+          <w:szCs w:val="22"/>
+        </w:rPr>
         <w:t>y flexible para un controlador locomotor, ya que ofrece una base matemática solida y estable, para la generación de movimientos rítmicos o periódicos.</w:t>
       </w:r>
     </w:p>
     <w:p>
       <w:pPr>
         <w:pStyle w:val="Ttulo1"/>
-      </w:pPr>
-      <w:r>
+        <w:rPr>
+          <w:sz w:val="22"/>
+          <w:szCs w:val="22"/>
+        </w:rPr>
+      </w:pPr>
+      <w:r>
+        <w:rPr>
+          <w:sz w:val="22"/>
+          <w:szCs w:val="22"/>
+        </w:rPr>
         <w:t>Referencias</w:t>
       </w:r>
     </w:p>
@@ -2163,119 +3282,17 @@
           <w:numId w:val="32"/>
         </w:numPr>
         <w:jc w:val="both"/>
-      </w:pPr>
-      <w:r>
-        <w:t xml:space="preserve">Kuramoto, Y. (2003). </w:t>
-      </w:r>
-      <w:proofErr w:type="spellStart"/>
-      <w:r>
-        <w:t>Collective</w:t>
-      </w:r>
-      <w:proofErr w:type="spellEnd"/>
-      <w:r>
-        <w:t xml:space="preserve"> </w:t>
-      </w:r>
-      <w:proofErr w:type="spellStart"/>
-      <w:r>
-        <w:t>behavior</w:t>
-      </w:r>
-      <w:proofErr w:type="spellEnd"/>
-      <w:r>
-        <w:t xml:space="preserve"> </w:t>
-      </w:r>
-      <w:proofErr w:type="spellStart"/>
-      <w:r>
-        <w:t>of</w:t>
-      </w:r>
-      <w:proofErr w:type="spellEnd"/>
-      <w:r>
-        <w:t xml:space="preserve"> </w:t>
-      </w:r>
-      <w:proofErr w:type="spellStart"/>
-      <w:r>
-        <w:t>coupled</w:t>
-      </w:r>
-      <w:proofErr w:type="spellEnd"/>
-      <w:r>
-        <w:t xml:space="preserve"> pase </w:t>
-      </w:r>
-      <w:proofErr w:type="spellStart"/>
-      <w:r>
-        <w:t>oscillators</w:t>
-      </w:r>
-      <w:proofErr w:type="spellEnd"/>
-      <w:r>
-        <w:t xml:space="preserve">. In </w:t>
-      </w:r>
-      <w:proofErr w:type="spellStart"/>
-      <w:r>
-        <w:t>M.</w:t>
-      </w:r>
-      <w:proofErr w:type="gramStart"/>
-      <w:r>
-        <w:t>A.Arbib</w:t>
-      </w:r>
-      <w:proofErr w:type="spellEnd"/>
-      <w:proofErr w:type="gramEnd"/>
-      <w:r>
-        <w:t xml:space="preserve">(Ed.), </w:t>
-      </w:r>
-      <w:proofErr w:type="spellStart"/>
-      <w:r>
-        <w:t>The</w:t>
-      </w:r>
-      <w:proofErr w:type="spellEnd"/>
-      <w:r>
-        <w:t xml:space="preserve"> </w:t>
-      </w:r>
-      <w:proofErr w:type="spellStart"/>
-      <w:r>
-        <w:lastRenderedPageBreak/>
-        <w:t>handbook</w:t>
-      </w:r>
-      <w:proofErr w:type="spellEnd"/>
-      <w:r>
-        <w:t xml:space="preserve"> </w:t>
-      </w:r>
-      <w:proofErr w:type="spellStart"/>
-      <w:r>
-        <w:t>of</w:t>
-      </w:r>
-      <w:proofErr w:type="spellEnd"/>
-      <w:r>
-        <w:t xml:space="preserve"> </w:t>
-      </w:r>
-      <w:proofErr w:type="spellStart"/>
-      <w:r>
-        <w:t>brain</w:t>
-      </w:r>
-      <w:proofErr w:type="spellEnd"/>
-      <w:r>
-        <w:t xml:space="preserve"> </w:t>
-      </w:r>
-      <w:proofErr w:type="spellStart"/>
-      <w:r>
-        <w:t>theory</w:t>
-      </w:r>
-      <w:proofErr w:type="spellEnd"/>
-      <w:r>
-        <w:t xml:space="preserve"> and neural </w:t>
-      </w:r>
-      <w:proofErr w:type="spellStart"/>
-      <w:r>
-        <w:t>networks</w:t>
-      </w:r>
-      <w:proofErr w:type="spellEnd"/>
-      <w:r>
-        <w:t xml:space="preserve"> (pp.223–226). </w:t>
-      </w:r>
-      <w:proofErr w:type="spellStart"/>
-      <w:r>
-        <w:t>MITPress</w:t>
-      </w:r>
-      <w:proofErr w:type="spellEnd"/>
-      <w:r>
-        <w:t>.</w:t>
+        <w:rPr>
+          <w:sz w:val="22"/>
+          <w:szCs w:val="22"/>
+        </w:rPr>
+      </w:pPr>
+      <w:r>
+        <w:rPr>
+          <w:sz w:val="22"/>
+          <w:szCs w:val="22"/>
+        </w:rPr>
+        <w:t>Kuramoto, Y. (2003). Collective behavior of coupled pase oscillators. In M.A.Arbib(Ed.), The handbook of brain theory and neural networks (pp.223–226). MITPress.</w:t>
       </w:r>
     </w:p>
     <w:p>
@@ -2286,106 +3303,39 @@
           <w:numId w:val="32"/>
         </w:numPr>
         <w:jc w:val="both"/>
+        <w:rPr>
+          <w:sz w:val="22"/>
+          <w:szCs w:val="22"/>
+        </w:rPr>
       </w:pPr>
       <w:hyperlink r:id="rId26" w:history="1">
         <w:r>
           <w:rPr>
             <w:rStyle w:val="Hipervnculo"/>
+            <w:sz w:val="22"/>
+            <w:szCs w:val="22"/>
           </w:rPr>
-          <w:t xml:space="preserve">Central </w:t>
-        </w:r>
-        <w:proofErr w:type="spellStart"/>
-        <w:r>
-          <w:rPr>
-            <w:rStyle w:val="Hipervnculo"/>
-          </w:rPr>
-          <w:t>pattern</w:t>
-        </w:r>
-        <w:proofErr w:type="spellEnd"/>
-        <w:r>
-          <w:rPr>
-            <w:rStyle w:val="Hipervnculo"/>
-          </w:rPr>
-          <w:t xml:space="preserve"> </w:t>
-        </w:r>
-        <w:proofErr w:type="spellStart"/>
-        <w:r>
-          <w:rPr>
-            <w:rStyle w:val="Hipervnculo"/>
-          </w:rPr>
-          <w:t>generators</w:t>
-        </w:r>
-        <w:proofErr w:type="spellEnd"/>
-        <w:r>
-          <w:rPr>
-            <w:rStyle w:val="Hipervnculo"/>
-          </w:rPr>
-          <w:t xml:space="preserve"> </w:t>
-        </w:r>
-        <w:proofErr w:type="spellStart"/>
-        <w:r>
-          <w:rPr>
-            <w:rStyle w:val="Hipervnculo"/>
-          </w:rPr>
-          <w:t>for</w:t>
-        </w:r>
-        <w:proofErr w:type="spellEnd"/>
-        <w:r>
-          <w:rPr>
-            <w:rStyle w:val="Hipervnculo"/>
-          </w:rPr>
-          <w:t xml:space="preserve"> </w:t>
-        </w:r>
-        <w:proofErr w:type="spellStart"/>
-        <w:r>
-          <w:rPr>
-            <w:rStyle w:val="Hipervnculo"/>
-          </w:rPr>
-          <w:t>locomotion</w:t>
-        </w:r>
-        <w:proofErr w:type="spellEnd"/>
-        <w:r>
-          <w:rPr>
-            <w:rStyle w:val="Hipervnculo"/>
-          </w:rPr>
-          <w:t xml:space="preserve"> control in </w:t>
-        </w:r>
-        <w:proofErr w:type="spellStart"/>
-        <w:r>
-          <w:rPr>
-            <w:rStyle w:val="Hipervnculo"/>
-          </w:rPr>
-          <w:t>animals</w:t>
-        </w:r>
-        <w:proofErr w:type="spellEnd"/>
-        <w:r>
-          <w:rPr>
-            <w:rStyle w:val="Hipervnculo"/>
-          </w:rPr>
-          <w:t xml:space="preserve"> and robots: A </w:t>
-        </w:r>
-        <w:proofErr w:type="spellStart"/>
-        <w:r>
-          <w:rPr>
-            <w:rStyle w:val="Hipervnculo"/>
-          </w:rPr>
-          <w:t>review</w:t>
-        </w:r>
-        <w:proofErr w:type="spellEnd"/>
-        <w:r>
-          <w:rPr>
-            <w:rStyle w:val="Hipervnculo"/>
-          </w:rPr>
-          <w:t>.</w:t>
+          <w:t>Central pattern generators for locomotion control in animals and robots: A review.</w:t>
         </w:r>
       </w:hyperlink>
     </w:p>
     <w:p>
       <w:pPr>
         <w:jc w:val="both"/>
-      </w:pPr>
-    </w:p>
-    <w:p/>
+        <w:rPr>
+          <w:sz w:val="22"/>
+          <w:szCs w:val="22"/>
+        </w:rPr>
+      </w:pPr>
+    </w:p>
+    <w:p>
+      <w:pPr>
+        <w:rPr>
+          <w:sz w:val="22"/>
+          <w:szCs w:val="22"/>
+        </w:rPr>
+      </w:pPr>
+    </w:p>
     <w:p>
       <w:pPr>
         <w:jc w:val="both"/>
@@ -5963,6 +6913,15 @@
 </file>
 
 <file path=customXml/item1.xml><?xml version="1.0" encoding="utf-8"?>
+<?mso-contentType ?>
+<FormTemplates xmlns="http://schemas.microsoft.com/sharepoint/v3/contenttype/forms">
+  <Display>DocumentLibraryForm</Display>
+  <Edit>DocumentLibraryForm</Edit>
+  <New>DocumentLibraryForm</New>
+</FormTemplates>
+</file>
+
+<file path=customXml/item2.xml><?xml version="1.0" encoding="utf-8"?>
 <ct:contentTypeSchema xmlns:ct="http://schemas.microsoft.com/office/2006/metadata/contentType" xmlns:ma="http://schemas.microsoft.com/office/2006/metadata/properties/metaAttributes" ct:_="" ma:_="" ma:contentTypeName="Documento" ma:contentTypeID="0x0101006F1503B3BDB00B4A9A3634011F90A6D0" ma:contentTypeVersion="14" ma:contentTypeDescription="Crear nuevo documento." ma:contentTypeScope="" ma:versionID="fdb5f78debb45a281b0cd6c8dc8c6984">
   <xsd:schema xmlns:xsd="http://www.w3.org/2001/XMLSchema" xmlns:xs="http://www.w3.org/2001/XMLSchema" xmlns:p="http://schemas.microsoft.com/office/2006/metadata/properties" xmlns:ns3="78efaf32-6fa3-43b0-ad93-649be5a2be5d" xmlns:ns4="8da00287-e20e-4065-90af-422060127c87" targetNamespace="http://schemas.microsoft.com/office/2006/metadata/properties" ma:root="true" ma:fieldsID="7cc815630ab8d357a8f1d34a83c4ca12" ns3:_="" ns4:_="">
     <xsd:import namespace="78efaf32-6fa3-43b0-ad93-649be5a2be5d"/>
@@ -6189,16 +7148,11 @@
 </ct:contentTypeSchema>
 </file>
 
-<file path=customXml/item2.xml><?xml version="1.0" encoding="utf-8"?>
-<?mso-contentType ?>
-<FormTemplates xmlns="http://schemas.microsoft.com/sharepoint/v3/contenttype/forms">
-  <Display>DocumentLibraryForm</Display>
-  <Edit>DocumentLibraryForm</Edit>
-  <New>DocumentLibraryForm</New>
-</FormTemplates>
+<file path=customXml/item3.xml><?xml version="1.0" encoding="utf-8"?>
+<b:Sources xmlns:b="http://schemas.openxmlformats.org/officeDocument/2006/bibliography" xmlns="http://schemas.openxmlformats.org/officeDocument/2006/bibliography" SelectedStyle="\APA.XSL" StyleName="APA"/>
 </file>
 
-<file path=customXml/item3.xml><?xml version="1.0" encoding="utf-8"?>
+<file path=customXml/item4.xml><?xml version="1.0" encoding="utf-8"?>
 <p:properties xmlns:p="http://schemas.microsoft.com/office/2006/metadata/properties" xmlns:xsi="http://www.w3.org/2001/XMLSchema-instance" xmlns:pc="http://schemas.microsoft.com/office/infopath/2007/PartnerControls">
   <documentManagement>
     <_activity xmlns="78efaf32-6fa3-43b0-ad93-649be5a2be5d" xsi:nil="true"/>
@@ -6206,11 +7160,15 @@
 </p:properties>
 </file>
 
-<file path=customXml/item4.xml><?xml version="1.0" encoding="utf-8"?>
-<b:Sources xmlns:b="http://schemas.openxmlformats.org/officeDocument/2006/bibliography" xmlns="http://schemas.openxmlformats.org/officeDocument/2006/bibliography" SelectedStyle="\APA.XSL" StyleName="APA"/>
+<file path=customXml/itemProps1.xml><?xml version="1.0" encoding="utf-8"?>
+<ds:datastoreItem xmlns:ds="http://schemas.openxmlformats.org/officeDocument/2006/customXml" ds:itemID="{34C00016-FBEC-4AF2-A3B2-C64A429E1248}">
+  <ds:schemaRefs>
+    <ds:schemaRef ds:uri="http://schemas.microsoft.com/sharepoint/v3/contenttype/forms"/>
+  </ds:schemaRefs>
+</ds:datastoreItem>
 </file>
 
-<file path=customXml/itemProps1.xml><?xml version="1.0" encoding="utf-8"?>
+<file path=customXml/itemProps2.xml><?xml version="1.0" encoding="utf-8"?>
 <ds:datastoreItem xmlns:ds="http://schemas.openxmlformats.org/officeDocument/2006/customXml" ds:itemID="{A301C065-CA3F-49B9-9DF1-2D0A8ED076B1}">
   <ds:schemaRefs>
     <ds:schemaRef ds:uri="http://schemas.microsoft.com/office/2006/metadata/contentType"/>
@@ -6229,35 +7187,20 @@
 </ds:datastoreItem>
 </file>
 
-<file path=customXml/itemProps2.xml><?xml version="1.0" encoding="utf-8"?>
-<ds:datastoreItem xmlns:ds="http://schemas.openxmlformats.org/officeDocument/2006/customXml" ds:itemID="{34C00016-FBEC-4AF2-A3B2-C64A429E1248}">
+<file path=customXml/itemProps3.xml><?xml version="1.0" encoding="utf-8"?>
+<ds:datastoreItem xmlns:ds="http://schemas.openxmlformats.org/officeDocument/2006/customXml" ds:itemID="{15F700A9-8A2B-499B-A1CA-146366B21DFA}">
   <ds:schemaRefs>
-    <ds:schemaRef ds:uri="http://schemas.microsoft.com/sharepoint/v3/contenttype/forms"/>
-  </ds:schemaRefs>
-</ds:datastoreItem>
-</file>
-
-<file path=customXml/itemProps3.xml><?xml version="1.0" encoding="utf-8"?>
-<ds:datastoreItem xmlns:ds="http://schemas.openxmlformats.org/officeDocument/2006/customXml" ds:itemID="{BEE91F42-C9A7-4ED1-AC57-F2ADFD0D4D52}">
-  <ds:schemaRefs>
-    <ds:schemaRef ds:uri="http://www.w3.org/XML/1998/namespace"/>
-    <ds:schemaRef ds:uri="http://purl.org/dc/elements/1.1/"/>
-    <ds:schemaRef ds:uri="8da00287-e20e-4065-90af-422060127c87"/>
-    <ds:schemaRef ds:uri="http://purl.org/dc/terms/"/>
-    <ds:schemaRef ds:uri="http://schemas.microsoft.com/office/2006/metadata/properties"/>
-    <ds:schemaRef ds:uri="http://schemas.microsoft.com/office/infopath/2007/PartnerControls"/>
-    <ds:schemaRef ds:uri="http://schemas.openxmlformats.org/package/2006/metadata/core-properties"/>
-    <ds:schemaRef ds:uri="http://schemas.microsoft.com/office/2006/documentManagement/types"/>
-    <ds:schemaRef ds:uri="78efaf32-6fa3-43b0-ad93-649be5a2be5d"/>
-    <ds:schemaRef ds:uri="http://purl.org/dc/dcmitype/"/>
+    <ds:schemaRef ds:uri="http://schemas.openxmlformats.org/officeDocument/2006/bibliography"/>
   </ds:schemaRefs>
 </ds:datastoreItem>
 </file>
 
 <file path=customXml/itemProps4.xml><?xml version="1.0" encoding="utf-8"?>
-<ds:datastoreItem xmlns:ds="http://schemas.openxmlformats.org/officeDocument/2006/customXml" ds:itemID="{15F700A9-8A2B-499B-A1CA-146366B21DFA}">
+<ds:datastoreItem xmlns:ds="http://schemas.openxmlformats.org/officeDocument/2006/customXml" ds:itemID="{BEE91F42-C9A7-4ED1-AC57-F2ADFD0D4D52}">
   <ds:schemaRefs>
-    <ds:schemaRef ds:uri="http://schemas.openxmlformats.org/officeDocument/2006/bibliography"/>
+    <ds:schemaRef ds:uri="http://schemas.microsoft.com/office/2006/metadata/properties"/>
+    <ds:schemaRef ds:uri="http://schemas.microsoft.com/office/infopath/2007/PartnerControls"/>
+    <ds:schemaRef ds:uri="78efaf32-6fa3-43b0-ad93-649be5a2be5d"/>
   </ds:schemaRefs>
 </ds:datastoreItem>
 </file>